--- a/files/cv_sep24.docx
+++ b/files/cv_sep24.docx
@@ -400,16 +400,16 @@
           <w:sz w:val="24"/>
           <w:szCs w:val="24"/>
         </w:rPr>
-        <w:t>SM in Computer Science</w:t>
-      </w:r>
-      <w:r>
-        <w:rPr>
-          <w:rFonts w:ascii="Times New Roman" w:hAnsi="Times New Roman" w:cs="Times New Roman"/>
-          <w:iCs/>
-          <w:sz w:val="24"/>
-          <w:szCs w:val="24"/>
-        </w:rPr>
-        <w:t xml:space="preserve"> (GPA: 5.0/5.0)</w:t>
+        <w:t>SM in Computer</w:t>
+      </w:r>
+      <w:r>
+        <w:rPr>
+          <w:rFonts w:ascii="Times New Roman" w:hAnsi="Times New Roman" w:cs="Times New Roman"/>
+          <w:iCs/>
+          <w:sz w:val="24"/>
+          <w:szCs w:val="24"/>
+        </w:rPr>
+        <w:t xml:space="preserve"> Science</w:t>
       </w:r>
       <w:r>
         <w:rPr>
@@ -549,16 +549,16 @@
           <w:sz w:val="24"/>
           <w:szCs w:val="24"/>
         </w:rPr>
-        <w:t>AB in Computer Science and Statistics</w:t>
-      </w:r>
-      <w:r>
-        <w:rPr>
-          <w:rFonts w:ascii="Times New Roman" w:hAnsi="Times New Roman" w:cs="Times New Roman"/>
-          <w:iCs/>
-          <w:sz w:val="24"/>
-          <w:szCs w:val="24"/>
-        </w:rPr>
-        <w:t xml:space="preserve"> (GPA: 3.9/4.0)</w:t>
+        <w:t>AB in Computer Science and Statistic</w:t>
+      </w:r>
+      <w:r>
+        <w:rPr>
+          <w:rFonts w:ascii="Times New Roman" w:hAnsi="Times New Roman" w:cs="Times New Roman"/>
+          <w:iCs/>
+          <w:sz w:val="24"/>
+          <w:szCs w:val="24"/>
+        </w:rPr>
+        <w:t>s</w:t>
       </w:r>
       <w:r>
         <w:rPr>
@@ -708,6 +708,7 @@
           <w:bCs/>
           <w:sz w:val="24"/>
           <w:szCs w:val="24"/>
+          <w:u w:val="single"/>
         </w:rPr>
         <w:t xml:space="preserve">S. </w:t>
       </w:r>
@@ -718,6 +719,7 @@
           <w:bCs/>
           <w:sz w:val="24"/>
           <w:szCs w:val="24"/>
+          <w:u w:val="single"/>
         </w:rPr>
         <w:t>Sadhuka</w:t>
       </w:r>

--- a/files/cv_sep24.docx
+++ b/files/cv_sep24.docx
@@ -14,7 +14,6 @@
           <w:szCs w:val="24"/>
         </w:rPr>
       </w:pPr>
-      <w:proofErr w:type="spellStart"/>
       <w:r>
         <w:rPr>
           <w:rFonts w:ascii="Times New Roman" w:eastAsia="Calibri" w:hAnsi="Times New Roman" w:cs="Times New Roman"/>
@@ -22,29 +21,8 @@
           <w:sz w:val="32"/>
           <w:szCs w:val="24"/>
         </w:rPr>
-        <w:t>Shuvom</w:t>
-      </w:r>
-      <w:proofErr w:type="spellEnd"/>
-      <w:r>
-        <w:rPr>
-          <w:rFonts w:ascii="Times New Roman" w:eastAsia="Calibri" w:hAnsi="Times New Roman" w:cs="Times New Roman"/>
-          <w:b/>
-          <w:sz w:val="32"/>
-          <w:szCs w:val="24"/>
-        </w:rPr>
-        <w:t xml:space="preserve"> </w:t>
-      </w:r>
-      <w:proofErr w:type="spellStart"/>
-      <w:r>
-        <w:rPr>
-          <w:rFonts w:ascii="Times New Roman" w:eastAsia="Calibri" w:hAnsi="Times New Roman" w:cs="Times New Roman"/>
-          <w:b/>
-          <w:sz w:val="32"/>
-          <w:szCs w:val="24"/>
-        </w:rPr>
-        <w:t>Sadhuka</w:t>
-      </w:r>
-      <w:proofErr w:type="spellEnd"/>
+        <w:t>Shuvom Sadhuka</w:t>
+      </w:r>
     </w:p>
     <w:p>
       <w:pPr>
@@ -677,7 +655,7 @@
           <w:sz w:val="24"/>
           <w:szCs w:val="24"/>
         </w:rPr>
-        <w:t>co-first, full list on Google Scholar</w:t>
+        <w:t>co-</w:t>
       </w:r>
       <w:r>
         <w:rPr>
@@ -686,6 +664,33 @@
           <w:sz w:val="24"/>
           <w:szCs w:val="24"/>
         </w:rPr>
+        <w:t>first</w:t>
+      </w:r>
+      <w:r>
+        <w:rPr>
+          <w:rFonts w:ascii="Times New Roman" w:hAnsi="Times New Roman" w:cs="Times New Roman"/>
+          <w:b/>
+          <w:sz w:val="24"/>
+          <w:szCs w:val="24"/>
+        </w:rPr>
+        <w:t>,</w:t>
+      </w:r>
+      <w:r>
+        <w:rPr>
+          <w:rFonts w:ascii="Times New Roman" w:hAnsi="Times New Roman" w:cs="Times New Roman"/>
+          <w:b/>
+          <w:sz w:val="24"/>
+          <w:szCs w:val="24"/>
+        </w:rPr>
+        <w:t xml:space="preserve"> ** co-last</w:t>
+      </w:r>
+      <w:r>
+        <w:rPr>
+          <w:rFonts w:ascii="Times New Roman" w:hAnsi="Times New Roman" w:cs="Times New Roman"/>
+          <w:b/>
+          <w:sz w:val="24"/>
+          <w:szCs w:val="24"/>
+        </w:rPr>
         <w:t>)</w:t>
       </w:r>
     </w:p>
@@ -710,9 +715,139 @@
           <w:szCs w:val="24"/>
           <w:u w:val="single"/>
         </w:rPr>
-        <w:t xml:space="preserve">S. </w:t>
-      </w:r>
-      <w:proofErr w:type="spellStart"/>
+        <w:t>S. Sadhuka</w:t>
+      </w:r>
+      <w:r>
+        <w:rPr>
+          <w:rFonts w:ascii="Times New Roman" w:hAnsi="Times New Roman" w:cs="Times New Roman"/>
+          <w:bCs/>
+          <w:sz w:val="24"/>
+          <w:szCs w:val="24"/>
+        </w:rPr>
+        <w:t>. S. Lin, B. Berger</w:t>
+      </w:r>
+      <w:r>
+        <w:rPr>
+          <w:rFonts w:ascii="Times New Roman" w:hAnsi="Times New Roman" w:cs="Times New Roman"/>
+          <w:bCs/>
+          <w:sz w:val="24"/>
+          <w:szCs w:val="24"/>
+        </w:rPr>
+        <w:t>*</w:t>
+      </w:r>
+      <w:r>
+        <w:rPr>
+          <w:rFonts w:ascii="Times New Roman" w:hAnsi="Times New Roman" w:cs="Times New Roman"/>
+          <w:bCs/>
+          <w:sz w:val="24"/>
+          <w:szCs w:val="24"/>
+        </w:rPr>
+        <w:t>*</w:t>
+      </w:r>
+      <w:r>
+        <w:rPr>
+          <w:rFonts w:ascii="Times New Roman" w:hAnsi="Times New Roman" w:cs="Times New Roman"/>
+          <w:bCs/>
+          <w:sz w:val="24"/>
+          <w:szCs w:val="24"/>
+        </w:rPr>
+        <w:t>. E. Pierson</w:t>
+      </w:r>
+      <w:r>
+        <w:rPr>
+          <w:rFonts w:ascii="Times New Roman" w:hAnsi="Times New Roman" w:cs="Times New Roman"/>
+          <w:bCs/>
+          <w:sz w:val="24"/>
+          <w:szCs w:val="24"/>
+        </w:rPr>
+        <w:t>*</w:t>
+      </w:r>
+      <w:r>
+        <w:rPr>
+          <w:rFonts w:ascii="Times New Roman" w:hAnsi="Times New Roman" w:cs="Times New Roman"/>
+          <w:bCs/>
+          <w:sz w:val="24"/>
+          <w:szCs w:val="24"/>
+        </w:rPr>
+        <w:t>*</w:t>
+      </w:r>
+      <w:r>
+        <w:rPr>
+          <w:rFonts w:ascii="Times New Roman" w:hAnsi="Times New Roman" w:cs="Times New Roman"/>
+          <w:bCs/>
+          <w:sz w:val="24"/>
+          <w:szCs w:val="24"/>
+        </w:rPr>
+        <w:t xml:space="preserve">. </w:t>
+      </w:r>
+      <w:r>
+        <w:rPr>
+          <w:rFonts w:ascii="Times New Roman" w:hAnsi="Times New Roman" w:cs="Times New Roman"/>
+          <w:bCs/>
+          <w:i/>
+          <w:iCs/>
+          <w:sz w:val="24"/>
+          <w:szCs w:val="24"/>
+        </w:rPr>
+        <w:t>A Bayesian Model for Multi-stage Censoring</w:t>
+      </w:r>
+      <w:r>
+        <w:rPr>
+          <w:rFonts w:ascii="Times New Roman" w:hAnsi="Times New Roman" w:cs="Times New Roman"/>
+          <w:bCs/>
+          <w:sz w:val="24"/>
+          <w:szCs w:val="24"/>
+        </w:rPr>
+        <w:t xml:space="preserve">. Under review 2024. </w:t>
+      </w:r>
+      <w:r>
+        <w:rPr>
+          <w:rFonts w:ascii="Times New Roman" w:hAnsi="Times New Roman" w:cs="Times New Roman"/>
+          <w:bCs/>
+          <w:i/>
+          <w:iCs/>
+          <w:sz w:val="24"/>
+          <w:szCs w:val="24"/>
+        </w:rPr>
+        <w:t>Working paper</w:t>
+      </w:r>
+    </w:p>
+    <w:p>
+      <w:pPr>
+        <w:autoSpaceDE w:val="0"/>
+        <w:autoSpaceDN w:val="0"/>
+        <w:adjustRightInd w:val="0"/>
+        <w:spacing w:after="0" w:line="240" w:lineRule="auto"/>
+        <w:rPr>
+          <w:rFonts w:ascii="Times New Roman" w:hAnsi="Times New Roman" w:cs="Times New Roman"/>
+          <w:bCs/>
+          <w:sz w:val="24"/>
+          <w:szCs w:val="24"/>
+        </w:rPr>
+      </w:pPr>
+    </w:p>
+    <w:p>
+      <w:pPr>
+        <w:autoSpaceDE w:val="0"/>
+        <w:autoSpaceDN w:val="0"/>
+        <w:adjustRightInd w:val="0"/>
+        <w:spacing w:after="0" w:line="240" w:lineRule="auto"/>
+        <w:rPr>
+          <w:rFonts w:ascii="Times New Roman" w:hAnsi="Times New Roman" w:cs="Times New Roman"/>
+          <w:bCs/>
+          <w:sz w:val="24"/>
+          <w:szCs w:val="24"/>
+        </w:rPr>
+      </w:pPr>
+      <w:r>
+        <w:rPr>
+          <w:rFonts w:ascii="Times New Roman" w:hAnsi="Times New Roman" w:cs="Times New Roman"/>
+          <w:bCs/>
+          <w:sz w:val="24"/>
+          <w:szCs w:val="24"/>
+        </w:rPr>
+        <w:t xml:space="preserve">S. Balachandar, </w:t>
+      </w:r>
       <w:r>
         <w:rPr>
           <w:rFonts w:ascii="Times New Roman" w:hAnsi="Times New Roman" w:cs="Times New Roman"/>
@@ -721,17 +856,16 @@
           <w:szCs w:val="24"/>
           <w:u w:val="single"/>
         </w:rPr>
-        <w:t>Sadhuka</w:t>
-      </w:r>
-      <w:proofErr w:type="spellEnd"/>
-      <w:r>
-        <w:rPr>
-          <w:rFonts w:ascii="Times New Roman" w:hAnsi="Times New Roman" w:cs="Times New Roman"/>
-          <w:bCs/>
-          <w:sz w:val="24"/>
-          <w:szCs w:val="24"/>
-        </w:rPr>
-        <w:t xml:space="preserve">. S. Lin, B. Berger. E. Pierson. </w:t>
+        <w:t>S. Sadhuka</w:t>
+      </w:r>
+      <w:r>
+        <w:rPr>
+          <w:rFonts w:ascii="Times New Roman" w:hAnsi="Times New Roman" w:cs="Times New Roman"/>
+          <w:bCs/>
+          <w:sz w:val="24"/>
+          <w:szCs w:val="24"/>
+        </w:rPr>
+        <w:t xml:space="preserve">, B. Berger, E. Pierson, N. Garg. </w:t>
       </w:r>
       <w:r>
         <w:rPr>
@@ -742,16 +876,16 @@
           <w:sz w:val="24"/>
           <w:szCs w:val="24"/>
         </w:rPr>
-        <w:t>A Bayesian Model for Multi-stage Censoring</w:t>
-      </w:r>
-      <w:r>
-        <w:rPr>
-          <w:rFonts w:ascii="Times New Roman" w:hAnsi="Times New Roman" w:cs="Times New Roman"/>
-          <w:bCs/>
-          <w:sz w:val="24"/>
-          <w:szCs w:val="24"/>
-        </w:rPr>
-        <w:t xml:space="preserve">. Under review 2024. </w:t>
+        <w:t>Learning graph neural networks from biased outcome data</w:t>
+      </w:r>
+      <w:r>
+        <w:rPr>
+          <w:rFonts w:ascii="Times New Roman" w:hAnsi="Times New Roman" w:cs="Times New Roman"/>
+          <w:bCs/>
+          <w:sz w:val="24"/>
+          <w:szCs w:val="24"/>
+        </w:rPr>
+        <w:t xml:space="preserve">. </w:t>
       </w:r>
       <w:r>
         <w:rPr>
@@ -762,6 +896,26 @@
           <w:sz w:val="24"/>
           <w:szCs w:val="24"/>
         </w:rPr>
+        <w:t>ICML Workshop on Humans, Algorithmic Decision-Making and Society</w:t>
+      </w:r>
+      <w:r>
+        <w:rPr>
+          <w:rFonts w:ascii="Times New Roman" w:hAnsi="Times New Roman" w:cs="Times New Roman"/>
+          <w:bCs/>
+          <w:sz w:val="24"/>
+          <w:szCs w:val="24"/>
+        </w:rPr>
+        <w:t xml:space="preserve"> 2024. </w:t>
+      </w:r>
+      <w:r>
+        <w:rPr>
+          <w:rFonts w:ascii="Times New Roman" w:hAnsi="Times New Roman" w:cs="Times New Roman"/>
+          <w:bCs/>
+          <w:i/>
+          <w:iCs/>
+          <w:sz w:val="24"/>
+          <w:szCs w:val="24"/>
+        </w:rPr>
         <w:t>Working paper</w:t>
       </w:r>
     </w:p>
@@ -788,38 +942,20 @@
         <w:rPr>
           <w:rFonts w:ascii="Times New Roman" w:hAnsi="Times New Roman" w:cs="Times New Roman"/>
           <w:bCs/>
-          <w:sz w:val="24"/>
-          <w:szCs w:val="24"/>
-        </w:rPr>
-      </w:pPr>
-      <w:r>
-        <w:rPr>
-          <w:rFonts w:ascii="Times New Roman" w:hAnsi="Times New Roman" w:cs="Times New Roman"/>
-          <w:bCs/>
-          <w:sz w:val="24"/>
-          <w:szCs w:val="24"/>
-        </w:rPr>
-        <w:t xml:space="preserve">S. </w:t>
-      </w:r>
-      <w:proofErr w:type="spellStart"/>
-      <w:r>
-        <w:rPr>
-          <w:rFonts w:ascii="Times New Roman" w:hAnsi="Times New Roman" w:cs="Times New Roman"/>
-          <w:bCs/>
-          <w:sz w:val="24"/>
-          <w:szCs w:val="24"/>
-        </w:rPr>
-        <w:t>Balachandar</w:t>
-      </w:r>
-      <w:proofErr w:type="spellEnd"/>
-      <w:r>
-        <w:rPr>
-          <w:rFonts w:ascii="Times New Roman" w:hAnsi="Times New Roman" w:cs="Times New Roman"/>
-          <w:bCs/>
-          <w:sz w:val="24"/>
-          <w:szCs w:val="24"/>
-        </w:rPr>
-        <w:t xml:space="preserve">, </w:t>
+          <w:i/>
+          <w:iCs/>
+          <w:sz w:val="24"/>
+          <w:szCs w:val="24"/>
+        </w:rPr>
+      </w:pPr>
+      <w:r>
+        <w:rPr>
+          <w:rFonts w:ascii="Times New Roman" w:hAnsi="Times New Roman" w:cs="Times New Roman"/>
+          <w:bCs/>
+          <w:sz w:val="24"/>
+          <w:szCs w:val="24"/>
+        </w:rPr>
+        <w:t xml:space="preserve">D. Shanmugam*, </w:t>
       </w:r>
       <w:r>
         <w:rPr>
@@ -829,9 +965,123 @@
           <w:szCs w:val="24"/>
           <w:u w:val="single"/>
         </w:rPr>
-        <w:t xml:space="preserve">S. </w:t>
-      </w:r>
-      <w:proofErr w:type="spellStart"/>
+        <w:t>S. Sadhuka</w:t>
+      </w:r>
+      <w:r>
+        <w:rPr>
+          <w:rFonts w:ascii="Times New Roman" w:hAnsi="Times New Roman" w:cs="Times New Roman"/>
+          <w:bCs/>
+          <w:sz w:val="24"/>
+          <w:szCs w:val="24"/>
+        </w:rPr>
+        <w:t xml:space="preserve">*, M. Raghavan, J. Guttag, B. Berger, E. Pierson. </w:t>
+      </w:r>
+      <w:r>
+        <w:rPr>
+          <w:rFonts w:ascii="Times New Roman" w:hAnsi="Times New Roman" w:cs="Times New Roman"/>
+          <w:bCs/>
+          <w:i/>
+          <w:iCs/>
+          <w:sz w:val="24"/>
+          <w:szCs w:val="24"/>
+        </w:rPr>
+        <w:t>Multi-model Evaluation with Labeled and Unlabeled Data</w:t>
+      </w:r>
+      <w:r>
+        <w:rPr>
+          <w:rFonts w:ascii="Times New Roman" w:hAnsi="Times New Roman" w:cs="Times New Roman"/>
+          <w:bCs/>
+          <w:sz w:val="24"/>
+          <w:szCs w:val="24"/>
+        </w:rPr>
+        <w:t xml:space="preserve">. </w:t>
+      </w:r>
+      <w:r>
+        <w:rPr>
+          <w:rFonts w:ascii="Times New Roman" w:hAnsi="Times New Roman" w:cs="Times New Roman"/>
+          <w:bCs/>
+          <w:i/>
+          <w:iCs/>
+          <w:sz w:val="24"/>
+          <w:szCs w:val="24"/>
+        </w:rPr>
+        <w:t xml:space="preserve">ICLR Workshop on Data-Centric Machine Learning Research </w:t>
+      </w:r>
+      <w:r>
+        <w:rPr>
+          <w:rFonts w:ascii="Times New Roman" w:hAnsi="Times New Roman" w:cs="Times New Roman"/>
+          <w:bCs/>
+          <w:sz w:val="24"/>
+          <w:szCs w:val="24"/>
+        </w:rPr>
+        <w:t>2024</w:t>
+      </w:r>
+      <w:r>
+        <w:rPr>
+          <w:rFonts w:ascii="Times New Roman" w:hAnsi="Times New Roman" w:cs="Times New Roman"/>
+          <w:bCs/>
+          <w:sz w:val="24"/>
+          <w:szCs w:val="24"/>
+        </w:rPr>
+        <w:t>.</w:t>
+      </w:r>
+      <w:r>
+        <w:rPr>
+          <w:rFonts w:ascii="Times New Roman" w:hAnsi="Times New Roman" w:cs="Times New Roman"/>
+          <w:bCs/>
+          <w:sz w:val="24"/>
+          <w:szCs w:val="24"/>
+        </w:rPr>
+        <w:t xml:space="preserve"> </w:t>
+      </w:r>
+      <w:r>
+        <w:rPr>
+          <w:rFonts w:ascii="Times New Roman" w:hAnsi="Times New Roman" w:cs="Times New Roman"/>
+          <w:bCs/>
+          <w:i/>
+          <w:iCs/>
+          <w:sz w:val="24"/>
+          <w:szCs w:val="24"/>
+        </w:rPr>
+        <w:t>Working paper</w:t>
+      </w:r>
+    </w:p>
+    <w:p>
+      <w:pPr>
+        <w:autoSpaceDE w:val="0"/>
+        <w:autoSpaceDN w:val="0"/>
+        <w:adjustRightInd w:val="0"/>
+        <w:spacing w:after="0" w:line="240" w:lineRule="auto"/>
+        <w:rPr>
+          <w:rFonts w:ascii="Times New Roman" w:hAnsi="Times New Roman" w:cs="Times New Roman"/>
+          <w:bCs/>
+          <w:sz w:val="24"/>
+          <w:szCs w:val="24"/>
+        </w:rPr>
+      </w:pPr>
+    </w:p>
+    <w:p>
+      <w:pPr>
+        <w:autoSpaceDE w:val="0"/>
+        <w:autoSpaceDN w:val="0"/>
+        <w:adjustRightInd w:val="0"/>
+        <w:spacing w:after="0" w:line="240" w:lineRule="auto"/>
+        <w:rPr>
+          <w:rFonts w:ascii="Times New Roman" w:hAnsi="Times New Roman" w:cs="Times New Roman"/>
+          <w:bCs/>
+          <w:sz w:val="24"/>
+          <w:szCs w:val="24"/>
+        </w:rPr>
+      </w:pPr>
+      <w:r>
+        <w:rPr>
+          <w:rFonts w:ascii="Times New Roman" w:hAnsi="Times New Roman" w:cs="Times New Roman"/>
+          <w:bCs/>
+          <w:sz w:val="24"/>
+          <w:szCs w:val="24"/>
+        </w:rPr>
+        <w:t xml:space="preserve">H. Cho, D. Froelicher*, N. Dokmai*, A. Nandi*, </w:t>
+      </w:r>
       <w:r>
         <w:rPr>
           <w:rFonts w:ascii="Times New Roman" w:hAnsi="Times New Roman" w:cs="Times New Roman"/>
@@ -840,17 +1090,34 @@
           <w:szCs w:val="24"/>
           <w:u w:val="single"/>
         </w:rPr>
-        <w:t>Sadhuka</w:t>
-      </w:r>
-      <w:proofErr w:type="spellEnd"/>
-      <w:r>
-        <w:rPr>
-          <w:rFonts w:ascii="Times New Roman" w:hAnsi="Times New Roman" w:cs="Times New Roman"/>
-          <w:bCs/>
-          <w:sz w:val="24"/>
-          <w:szCs w:val="24"/>
-        </w:rPr>
-        <w:t xml:space="preserve">, B. Berger, E. Pierson, N. Garg. </w:t>
+        <w:t>S. Sadhuka</w:t>
+      </w:r>
+      <w:r>
+        <w:rPr>
+          <w:rFonts w:ascii="Times New Roman" w:hAnsi="Times New Roman" w:cs="Times New Roman"/>
+          <w:bCs/>
+          <w:sz w:val="24"/>
+          <w:szCs w:val="24"/>
+        </w:rPr>
+        <w:t xml:space="preserve">*, </w:t>
+      </w:r>
+      <w:r>
+        <w:rPr>
+          <w:rFonts w:ascii="Times New Roman" w:hAnsi="Times New Roman" w:cs="Times New Roman"/>
+          <w:bCs/>
+          <w:sz w:val="24"/>
+          <w:szCs w:val="24"/>
+        </w:rPr>
+        <w:t>M. Hong*, B. Berger</w:t>
+      </w:r>
+      <w:r>
+        <w:rPr>
+          <w:rFonts w:ascii="Times New Roman" w:hAnsi="Times New Roman" w:cs="Times New Roman"/>
+          <w:bCs/>
+          <w:sz w:val="24"/>
+          <w:szCs w:val="24"/>
+        </w:rPr>
+        <w:t xml:space="preserve">. </w:t>
       </w:r>
       <w:r>
         <w:rPr>
@@ -861,7 +1128,94 @@
           <w:sz w:val="24"/>
           <w:szCs w:val="24"/>
         </w:rPr>
-        <w:t>Learning graph neural networks from biased outcome data</w:t>
+        <w:t>Privacy-Enhancing Technologies in Biomedical Data Science</w:t>
+      </w:r>
+      <w:r>
+        <w:rPr>
+          <w:rFonts w:ascii="Times New Roman" w:hAnsi="Times New Roman" w:cs="Times New Roman"/>
+          <w:bCs/>
+          <w:sz w:val="24"/>
+          <w:szCs w:val="24"/>
+        </w:rPr>
+        <w:t xml:space="preserve">. In press at </w:t>
+      </w:r>
+      <w:r>
+        <w:rPr>
+          <w:rFonts w:ascii="Times New Roman" w:hAnsi="Times New Roman" w:cs="Times New Roman"/>
+          <w:bCs/>
+          <w:i/>
+          <w:iCs/>
+          <w:sz w:val="24"/>
+          <w:szCs w:val="24"/>
+        </w:rPr>
+        <w:t xml:space="preserve">Annual Reviews in Biomedical Data Science </w:t>
+      </w:r>
+      <w:r>
+        <w:rPr>
+          <w:rFonts w:ascii="Times New Roman" w:hAnsi="Times New Roman" w:cs="Times New Roman"/>
+          <w:bCs/>
+          <w:sz w:val="24"/>
+          <w:szCs w:val="24"/>
+        </w:rPr>
+        <w:t>2024</w:t>
+      </w:r>
+    </w:p>
+    <w:p>
+      <w:pPr>
+        <w:autoSpaceDE w:val="0"/>
+        <w:autoSpaceDN w:val="0"/>
+        <w:adjustRightInd w:val="0"/>
+        <w:spacing w:after="0" w:line="240" w:lineRule="auto"/>
+        <w:rPr>
+          <w:rFonts w:ascii="Times New Roman" w:hAnsi="Times New Roman" w:cs="Times New Roman"/>
+          <w:bCs/>
+          <w:sz w:val="24"/>
+          <w:szCs w:val="24"/>
+        </w:rPr>
+      </w:pPr>
+    </w:p>
+    <w:p>
+      <w:pPr>
+        <w:autoSpaceDE w:val="0"/>
+        <w:autoSpaceDN w:val="0"/>
+        <w:adjustRightInd w:val="0"/>
+        <w:spacing w:after="0" w:line="240" w:lineRule="auto"/>
+        <w:rPr>
+          <w:rFonts w:ascii="Times New Roman" w:hAnsi="Times New Roman" w:cs="Times New Roman"/>
+          <w:bCs/>
+          <w:sz w:val="24"/>
+          <w:szCs w:val="24"/>
+        </w:rPr>
+      </w:pPr>
+      <w:r>
+        <w:rPr>
+          <w:rFonts w:ascii="Times New Roman" w:hAnsi="Times New Roman" w:cs="Times New Roman"/>
+          <w:bCs/>
+          <w:sz w:val="24"/>
+          <w:szCs w:val="24"/>
+          <w:u w:val="single"/>
+        </w:rPr>
+        <w:t>S. Sadhuka</w:t>
+      </w:r>
+      <w:r>
+        <w:rPr>
+          <w:rFonts w:ascii="Times New Roman" w:hAnsi="Times New Roman" w:cs="Times New Roman"/>
+          <w:bCs/>
+          <w:sz w:val="24"/>
+          <w:szCs w:val="24"/>
+        </w:rPr>
+        <w:t xml:space="preserve">, D. Fridman, H. Cho, B. Berger. </w:t>
+      </w:r>
+      <w:r>
+        <w:rPr>
+          <w:rFonts w:ascii="Times New Roman" w:hAnsi="Times New Roman" w:cs="Times New Roman"/>
+          <w:bCs/>
+          <w:i/>
+          <w:iCs/>
+          <w:sz w:val="24"/>
+          <w:szCs w:val="24"/>
+        </w:rPr>
+        <w:t>Assessing transcriptomic reidentification risks using discriminative sequence models</w:t>
       </w:r>
       <w:r>
         <w:rPr>
@@ -881,16 +1235,90 @@
           <w:sz w:val="24"/>
           <w:szCs w:val="24"/>
         </w:rPr>
-        <w:t>ICML Workshop on Humans, Algorithmic Decision-Making and Society</w:t>
-      </w:r>
-      <w:r>
-        <w:rPr>
-          <w:rFonts w:ascii="Times New Roman" w:hAnsi="Times New Roman" w:cs="Times New Roman"/>
-          <w:bCs/>
-          <w:sz w:val="24"/>
-          <w:szCs w:val="24"/>
-        </w:rPr>
-        <w:t xml:space="preserve"> 2024. </w:t>
+        <w:t>Genome Research</w:t>
+      </w:r>
+      <w:r>
+        <w:rPr>
+          <w:rFonts w:ascii="Times New Roman" w:hAnsi="Times New Roman" w:cs="Times New Roman"/>
+          <w:bCs/>
+          <w:sz w:val="24"/>
+          <w:szCs w:val="24"/>
+        </w:rPr>
+        <w:t xml:space="preserve"> 2023</w:t>
+      </w:r>
+      <w:r>
+        <w:rPr>
+          <w:rFonts w:ascii="Times New Roman" w:hAnsi="Times New Roman" w:cs="Times New Roman"/>
+          <w:bCs/>
+          <w:sz w:val="24"/>
+          <w:szCs w:val="24"/>
+        </w:rPr>
+        <w:t xml:space="preserve"> </w:t>
+      </w:r>
+      <w:r>
+        <w:rPr>
+          <w:rFonts w:ascii="Times New Roman" w:hAnsi="Times New Roman" w:cs="Times New Roman"/>
+          <w:bCs/>
+          <w:sz w:val="24"/>
+          <w:szCs w:val="24"/>
+        </w:rPr>
+        <w:t>(also appeared in RECOMB 2023)</w:t>
+      </w:r>
+    </w:p>
+    <w:p>
+      <w:pPr>
+        <w:autoSpaceDE w:val="0"/>
+        <w:autoSpaceDN w:val="0"/>
+        <w:adjustRightInd w:val="0"/>
+        <w:spacing w:after="0" w:line="240" w:lineRule="auto"/>
+        <w:rPr>
+          <w:rFonts w:ascii="Times New Roman" w:hAnsi="Times New Roman" w:cs="Times New Roman"/>
+          <w:bCs/>
+          <w:sz w:val="24"/>
+          <w:szCs w:val="24"/>
+        </w:rPr>
+      </w:pPr>
+    </w:p>
+    <w:p>
+      <w:pPr>
+        <w:autoSpaceDE w:val="0"/>
+        <w:autoSpaceDN w:val="0"/>
+        <w:adjustRightInd w:val="0"/>
+        <w:spacing w:after="0" w:line="240" w:lineRule="auto"/>
+        <w:rPr>
+          <w:rFonts w:ascii="Times New Roman" w:hAnsi="Times New Roman" w:cs="Times New Roman"/>
+          <w:bCs/>
+          <w:sz w:val="24"/>
+          <w:szCs w:val="24"/>
+        </w:rPr>
+      </w:pPr>
+      <w:r>
+        <w:rPr>
+          <w:rFonts w:ascii="Times New Roman" w:hAnsi="Times New Roman" w:cs="Times New Roman"/>
+          <w:bCs/>
+          <w:sz w:val="24"/>
+          <w:szCs w:val="24"/>
+        </w:rPr>
+        <w:t xml:space="preserve">H. Pirie, </w:t>
+      </w:r>
+      <w:r>
+        <w:rPr>
+          <w:rFonts w:ascii="Times New Roman" w:hAnsi="Times New Roman" w:cs="Times New Roman"/>
+          <w:bCs/>
+          <w:sz w:val="24"/>
+          <w:szCs w:val="24"/>
+          <w:u w:val="single"/>
+        </w:rPr>
+        <w:t>S. Sadhuka</w:t>
+      </w:r>
+      <w:r>
+        <w:rPr>
+          <w:rFonts w:ascii="Times New Roman" w:hAnsi="Times New Roman" w:cs="Times New Roman"/>
+          <w:bCs/>
+          <w:sz w:val="24"/>
+          <w:szCs w:val="24"/>
+        </w:rPr>
+        <w:t xml:space="preserve">, J. Wang, R. Andrei, J. Hoffman. </w:t>
       </w:r>
       <w:r>
         <w:rPr>
@@ -901,29 +1329,9 @@
           <w:sz w:val="24"/>
           <w:szCs w:val="24"/>
         </w:rPr>
-        <w:t>Working paper</w:t>
-      </w:r>
-    </w:p>
-    <w:p>
-      <w:pPr>
-        <w:autoSpaceDE w:val="0"/>
-        <w:autoSpaceDN w:val="0"/>
-        <w:adjustRightInd w:val="0"/>
-        <w:spacing w:after="0" w:line="240" w:lineRule="auto"/>
-        <w:rPr>
-          <w:rFonts w:ascii="Times New Roman" w:hAnsi="Times New Roman" w:cs="Times New Roman"/>
-          <w:bCs/>
-          <w:sz w:val="24"/>
-          <w:szCs w:val="24"/>
-        </w:rPr>
-      </w:pPr>
-    </w:p>
-    <w:p>
-      <w:pPr>
-        <w:autoSpaceDE w:val="0"/>
-        <w:autoSpaceDN w:val="0"/>
-        <w:adjustRightInd w:val="0"/>
-        <w:spacing w:after="0" w:line="240" w:lineRule="auto"/>
+        <w:t xml:space="preserve">Topological </w:t>
+      </w:r>
+      <w:r>
         <w:rPr>
           <w:rFonts w:ascii="Times New Roman" w:hAnsi="Times New Roman" w:cs="Times New Roman"/>
           <w:bCs/>
@@ -932,46 +1340,7 @@
           <w:sz w:val="24"/>
           <w:szCs w:val="24"/>
         </w:rPr>
-      </w:pPr>
-      <w:r>
-        <w:rPr>
-          <w:rFonts w:ascii="Times New Roman" w:hAnsi="Times New Roman" w:cs="Times New Roman"/>
-          <w:bCs/>
-          <w:sz w:val="24"/>
-          <w:szCs w:val="24"/>
-        </w:rPr>
-        <w:t xml:space="preserve">D. Shanmugam*, </w:t>
-      </w:r>
-      <w:r>
-        <w:rPr>
-          <w:rFonts w:ascii="Times New Roman" w:hAnsi="Times New Roman" w:cs="Times New Roman"/>
-          <w:bCs/>
-          <w:sz w:val="24"/>
-          <w:szCs w:val="24"/>
-          <w:u w:val="single"/>
-        </w:rPr>
-        <w:t xml:space="preserve">S. </w:t>
-      </w:r>
-      <w:proofErr w:type="spellStart"/>
-      <w:r>
-        <w:rPr>
-          <w:rFonts w:ascii="Times New Roman" w:hAnsi="Times New Roman" w:cs="Times New Roman"/>
-          <w:bCs/>
-          <w:sz w:val="24"/>
-          <w:szCs w:val="24"/>
-          <w:u w:val="single"/>
-        </w:rPr>
-        <w:t>Sadhuka</w:t>
-      </w:r>
-      <w:proofErr w:type="spellEnd"/>
-      <w:r>
-        <w:rPr>
-          <w:rFonts w:ascii="Times New Roman" w:hAnsi="Times New Roman" w:cs="Times New Roman"/>
-          <w:bCs/>
-          <w:sz w:val="24"/>
-          <w:szCs w:val="24"/>
-        </w:rPr>
-        <w:t xml:space="preserve">*, M. Raghavan, J. Guttag, B. Berger, E. Pierson. </w:t>
+        <w:t>p</w:t>
       </w:r>
       <w:r>
         <w:rPr>
@@ -982,482 +1351,7 @@
           <w:sz w:val="24"/>
           <w:szCs w:val="24"/>
         </w:rPr>
-        <w:t>Multi-model Evaluation with Labeled and Unlabeled Data</w:t>
-      </w:r>
-      <w:r>
-        <w:rPr>
-          <w:rFonts w:ascii="Times New Roman" w:hAnsi="Times New Roman" w:cs="Times New Roman"/>
-          <w:bCs/>
-          <w:sz w:val="24"/>
-          <w:szCs w:val="24"/>
-        </w:rPr>
-        <w:t xml:space="preserve">. </w:t>
-      </w:r>
-      <w:r>
-        <w:rPr>
-          <w:rFonts w:ascii="Times New Roman" w:hAnsi="Times New Roman" w:cs="Times New Roman"/>
-          <w:bCs/>
-          <w:i/>
-          <w:iCs/>
-          <w:sz w:val="24"/>
-          <w:szCs w:val="24"/>
-        </w:rPr>
-        <w:t xml:space="preserve">ICLR Workshop on Data-Centric Machine Learning Research </w:t>
-      </w:r>
-      <w:r>
-        <w:rPr>
-          <w:rFonts w:ascii="Times New Roman" w:hAnsi="Times New Roman" w:cs="Times New Roman"/>
-          <w:bCs/>
-          <w:sz w:val="24"/>
-          <w:szCs w:val="24"/>
-        </w:rPr>
-        <w:t>2024</w:t>
-      </w:r>
-      <w:r>
-        <w:rPr>
-          <w:rFonts w:ascii="Times New Roman" w:hAnsi="Times New Roman" w:cs="Times New Roman"/>
-          <w:bCs/>
-          <w:sz w:val="24"/>
-          <w:szCs w:val="24"/>
-        </w:rPr>
-        <w:t>.</w:t>
-      </w:r>
-      <w:r>
-        <w:rPr>
-          <w:rFonts w:ascii="Times New Roman" w:hAnsi="Times New Roman" w:cs="Times New Roman"/>
-          <w:bCs/>
-          <w:sz w:val="24"/>
-          <w:szCs w:val="24"/>
-        </w:rPr>
-        <w:t xml:space="preserve"> </w:t>
-      </w:r>
-      <w:r>
-        <w:rPr>
-          <w:rFonts w:ascii="Times New Roman" w:hAnsi="Times New Roman" w:cs="Times New Roman"/>
-          <w:bCs/>
-          <w:i/>
-          <w:iCs/>
-          <w:sz w:val="24"/>
-          <w:szCs w:val="24"/>
-        </w:rPr>
-        <w:t>Working paper</w:t>
-      </w:r>
-    </w:p>
-    <w:p>
-      <w:pPr>
-        <w:autoSpaceDE w:val="0"/>
-        <w:autoSpaceDN w:val="0"/>
-        <w:adjustRightInd w:val="0"/>
-        <w:spacing w:after="0" w:line="240" w:lineRule="auto"/>
-        <w:rPr>
-          <w:rFonts w:ascii="Times New Roman" w:hAnsi="Times New Roman" w:cs="Times New Roman"/>
-          <w:bCs/>
-          <w:sz w:val="24"/>
-          <w:szCs w:val="24"/>
-        </w:rPr>
-      </w:pPr>
-    </w:p>
-    <w:p>
-      <w:pPr>
-        <w:autoSpaceDE w:val="0"/>
-        <w:autoSpaceDN w:val="0"/>
-        <w:adjustRightInd w:val="0"/>
-        <w:spacing w:after="0" w:line="240" w:lineRule="auto"/>
-        <w:rPr>
-          <w:rFonts w:ascii="Times New Roman" w:hAnsi="Times New Roman" w:cs="Times New Roman"/>
-          <w:bCs/>
-          <w:sz w:val="24"/>
-          <w:szCs w:val="24"/>
-        </w:rPr>
-      </w:pPr>
-      <w:r>
-        <w:rPr>
-          <w:rFonts w:ascii="Times New Roman" w:hAnsi="Times New Roman" w:cs="Times New Roman"/>
-          <w:bCs/>
-          <w:sz w:val="24"/>
-          <w:szCs w:val="24"/>
-        </w:rPr>
-        <w:t xml:space="preserve">H. Cho, D. </w:t>
-      </w:r>
-      <w:proofErr w:type="spellStart"/>
-      <w:r>
-        <w:rPr>
-          <w:rFonts w:ascii="Times New Roman" w:hAnsi="Times New Roman" w:cs="Times New Roman"/>
-          <w:bCs/>
-          <w:sz w:val="24"/>
-          <w:szCs w:val="24"/>
-        </w:rPr>
-        <w:t>Froelicher</w:t>
-      </w:r>
-      <w:proofErr w:type="spellEnd"/>
-      <w:r>
-        <w:rPr>
-          <w:rFonts w:ascii="Times New Roman" w:hAnsi="Times New Roman" w:cs="Times New Roman"/>
-          <w:bCs/>
-          <w:sz w:val="24"/>
-          <w:szCs w:val="24"/>
-        </w:rPr>
-        <w:t xml:space="preserve">*, N. </w:t>
-      </w:r>
-      <w:proofErr w:type="spellStart"/>
-      <w:r>
-        <w:rPr>
-          <w:rFonts w:ascii="Times New Roman" w:hAnsi="Times New Roman" w:cs="Times New Roman"/>
-          <w:bCs/>
-          <w:sz w:val="24"/>
-          <w:szCs w:val="24"/>
-        </w:rPr>
-        <w:t>Dokmai</w:t>
-      </w:r>
-      <w:proofErr w:type="spellEnd"/>
-      <w:r>
-        <w:rPr>
-          <w:rFonts w:ascii="Times New Roman" w:hAnsi="Times New Roman" w:cs="Times New Roman"/>
-          <w:bCs/>
-          <w:sz w:val="24"/>
-          <w:szCs w:val="24"/>
-        </w:rPr>
-        <w:t xml:space="preserve">*, A. Nandi*, </w:t>
-      </w:r>
-      <w:r>
-        <w:rPr>
-          <w:rFonts w:ascii="Times New Roman" w:hAnsi="Times New Roman" w:cs="Times New Roman"/>
-          <w:bCs/>
-          <w:sz w:val="24"/>
-          <w:szCs w:val="24"/>
-          <w:u w:val="single"/>
-        </w:rPr>
-        <w:t xml:space="preserve">S. </w:t>
-      </w:r>
-      <w:proofErr w:type="spellStart"/>
-      <w:r>
-        <w:rPr>
-          <w:rFonts w:ascii="Times New Roman" w:hAnsi="Times New Roman" w:cs="Times New Roman"/>
-          <w:bCs/>
-          <w:sz w:val="24"/>
-          <w:szCs w:val="24"/>
-          <w:u w:val="single"/>
-        </w:rPr>
-        <w:t>Sadhuka</w:t>
-      </w:r>
-      <w:proofErr w:type="spellEnd"/>
-      <w:r>
-        <w:rPr>
-          <w:rFonts w:ascii="Times New Roman" w:hAnsi="Times New Roman" w:cs="Times New Roman"/>
-          <w:bCs/>
-          <w:sz w:val="24"/>
-          <w:szCs w:val="24"/>
-        </w:rPr>
-        <w:t xml:space="preserve">*, </w:t>
-      </w:r>
-      <w:r>
-        <w:rPr>
-          <w:rFonts w:ascii="Times New Roman" w:hAnsi="Times New Roman" w:cs="Times New Roman"/>
-          <w:bCs/>
-          <w:sz w:val="24"/>
-          <w:szCs w:val="24"/>
-        </w:rPr>
-        <w:t>M. Hong*, B. Berger</w:t>
-      </w:r>
-      <w:r>
-        <w:rPr>
-          <w:rFonts w:ascii="Times New Roman" w:hAnsi="Times New Roman" w:cs="Times New Roman"/>
-          <w:bCs/>
-          <w:sz w:val="24"/>
-          <w:szCs w:val="24"/>
-        </w:rPr>
-        <w:t xml:space="preserve">. </w:t>
-      </w:r>
-      <w:r>
-        <w:rPr>
-          <w:rFonts w:ascii="Times New Roman" w:hAnsi="Times New Roman" w:cs="Times New Roman"/>
-          <w:bCs/>
-          <w:i/>
-          <w:iCs/>
-          <w:sz w:val="24"/>
-          <w:szCs w:val="24"/>
-        </w:rPr>
-        <w:t>Privacy-Enhancing Technologies in Biomedical Data Science</w:t>
-      </w:r>
-      <w:r>
-        <w:rPr>
-          <w:rFonts w:ascii="Times New Roman" w:hAnsi="Times New Roman" w:cs="Times New Roman"/>
-          <w:bCs/>
-          <w:sz w:val="24"/>
-          <w:szCs w:val="24"/>
-        </w:rPr>
-        <w:t xml:space="preserve">. In press at </w:t>
-      </w:r>
-      <w:r>
-        <w:rPr>
-          <w:rFonts w:ascii="Times New Roman" w:hAnsi="Times New Roman" w:cs="Times New Roman"/>
-          <w:bCs/>
-          <w:i/>
-          <w:iCs/>
-          <w:sz w:val="24"/>
-          <w:szCs w:val="24"/>
-        </w:rPr>
-        <w:t xml:space="preserve">Annual Reviews in Biomedical Data Science </w:t>
-      </w:r>
-      <w:r>
-        <w:rPr>
-          <w:rFonts w:ascii="Times New Roman" w:hAnsi="Times New Roman" w:cs="Times New Roman"/>
-          <w:bCs/>
-          <w:sz w:val="24"/>
-          <w:szCs w:val="24"/>
-        </w:rPr>
-        <w:t>2024</w:t>
-      </w:r>
-    </w:p>
-    <w:p>
-      <w:pPr>
-        <w:autoSpaceDE w:val="0"/>
-        <w:autoSpaceDN w:val="0"/>
-        <w:adjustRightInd w:val="0"/>
-        <w:spacing w:after="0" w:line="240" w:lineRule="auto"/>
-        <w:rPr>
-          <w:rFonts w:ascii="Times New Roman" w:hAnsi="Times New Roman" w:cs="Times New Roman"/>
-          <w:bCs/>
-          <w:sz w:val="24"/>
-          <w:szCs w:val="24"/>
-        </w:rPr>
-      </w:pPr>
-    </w:p>
-    <w:p>
-      <w:pPr>
-        <w:autoSpaceDE w:val="0"/>
-        <w:autoSpaceDN w:val="0"/>
-        <w:adjustRightInd w:val="0"/>
-        <w:spacing w:after="0" w:line="240" w:lineRule="auto"/>
-        <w:rPr>
-          <w:rFonts w:ascii="Times New Roman" w:hAnsi="Times New Roman" w:cs="Times New Roman"/>
-          <w:bCs/>
-          <w:sz w:val="24"/>
-          <w:szCs w:val="24"/>
-        </w:rPr>
-      </w:pPr>
-      <w:r>
-        <w:rPr>
-          <w:rFonts w:ascii="Times New Roman" w:hAnsi="Times New Roman" w:cs="Times New Roman"/>
-          <w:bCs/>
-          <w:sz w:val="24"/>
-          <w:szCs w:val="24"/>
-          <w:u w:val="single"/>
-        </w:rPr>
-        <w:t xml:space="preserve">S. </w:t>
-      </w:r>
-      <w:proofErr w:type="spellStart"/>
-      <w:r>
-        <w:rPr>
-          <w:rFonts w:ascii="Times New Roman" w:hAnsi="Times New Roman" w:cs="Times New Roman"/>
-          <w:bCs/>
-          <w:sz w:val="24"/>
-          <w:szCs w:val="24"/>
-          <w:u w:val="single"/>
-        </w:rPr>
-        <w:t>Sadhuka</w:t>
-      </w:r>
-      <w:proofErr w:type="spellEnd"/>
-      <w:r>
-        <w:rPr>
-          <w:rFonts w:ascii="Times New Roman" w:hAnsi="Times New Roman" w:cs="Times New Roman"/>
-          <w:bCs/>
-          <w:sz w:val="24"/>
-          <w:szCs w:val="24"/>
-        </w:rPr>
-        <w:t xml:space="preserve">, D. </w:t>
-      </w:r>
-      <w:proofErr w:type="spellStart"/>
-      <w:r>
-        <w:rPr>
-          <w:rFonts w:ascii="Times New Roman" w:hAnsi="Times New Roman" w:cs="Times New Roman"/>
-          <w:bCs/>
-          <w:sz w:val="24"/>
-          <w:szCs w:val="24"/>
-        </w:rPr>
-        <w:t>Fridman</w:t>
-      </w:r>
-      <w:proofErr w:type="spellEnd"/>
-      <w:r>
-        <w:rPr>
-          <w:rFonts w:ascii="Times New Roman" w:hAnsi="Times New Roman" w:cs="Times New Roman"/>
-          <w:bCs/>
-          <w:sz w:val="24"/>
-          <w:szCs w:val="24"/>
-        </w:rPr>
-        <w:t xml:space="preserve">, H. Cho, B. Berger. </w:t>
-      </w:r>
-      <w:r>
-        <w:rPr>
-          <w:rFonts w:ascii="Times New Roman" w:hAnsi="Times New Roman" w:cs="Times New Roman"/>
-          <w:bCs/>
-          <w:i/>
-          <w:iCs/>
-          <w:sz w:val="24"/>
-          <w:szCs w:val="24"/>
-        </w:rPr>
-        <w:t>Assessing transcriptomic reidentification risks using discriminative sequence models</w:t>
-      </w:r>
-      <w:r>
-        <w:rPr>
-          <w:rFonts w:ascii="Times New Roman" w:hAnsi="Times New Roman" w:cs="Times New Roman"/>
-          <w:bCs/>
-          <w:sz w:val="24"/>
-          <w:szCs w:val="24"/>
-        </w:rPr>
-        <w:t xml:space="preserve">. </w:t>
-      </w:r>
-      <w:r>
-        <w:rPr>
-          <w:rFonts w:ascii="Times New Roman" w:hAnsi="Times New Roman" w:cs="Times New Roman"/>
-          <w:bCs/>
-          <w:i/>
-          <w:iCs/>
-          <w:sz w:val="24"/>
-          <w:szCs w:val="24"/>
-        </w:rPr>
-        <w:t>Genome Research</w:t>
-      </w:r>
-      <w:r>
-        <w:rPr>
-          <w:rFonts w:ascii="Times New Roman" w:hAnsi="Times New Roman" w:cs="Times New Roman"/>
-          <w:bCs/>
-          <w:sz w:val="24"/>
-          <w:szCs w:val="24"/>
-        </w:rPr>
-        <w:t xml:space="preserve"> 2023</w:t>
-      </w:r>
-      <w:r>
-        <w:rPr>
-          <w:rFonts w:ascii="Times New Roman" w:hAnsi="Times New Roman" w:cs="Times New Roman"/>
-          <w:bCs/>
-          <w:sz w:val="24"/>
-          <w:szCs w:val="24"/>
-        </w:rPr>
-        <w:t xml:space="preserve"> </w:t>
-      </w:r>
-      <w:r>
-        <w:rPr>
-          <w:rFonts w:ascii="Times New Roman" w:hAnsi="Times New Roman" w:cs="Times New Roman"/>
-          <w:bCs/>
-          <w:sz w:val="24"/>
-          <w:szCs w:val="24"/>
-        </w:rPr>
-        <w:t>(also appeared in RECOMB 2023)</w:t>
-      </w:r>
-    </w:p>
-    <w:p>
-      <w:pPr>
-        <w:autoSpaceDE w:val="0"/>
-        <w:autoSpaceDN w:val="0"/>
-        <w:adjustRightInd w:val="0"/>
-        <w:spacing w:after="0" w:line="240" w:lineRule="auto"/>
-        <w:rPr>
-          <w:rFonts w:ascii="Times New Roman" w:hAnsi="Times New Roman" w:cs="Times New Roman"/>
-          <w:bCs/>
-          <w:sz w:val="24"/>
-          <w:szCs w:val="24"/>
-        </w:rPr>
-      </w:pPr>
-    </w:p>
-    <w:p>
-      <w:pPr>
-        <w:autoSpaceDE w:val="0"/>
-        <w:autoSpaceDN w:val="0"/>
-        <w:adjustRightInd w:val="0"/>
-        <w:spacing w:after="0" w:line="240" w:lineRule="auto"/>
-        <w:rPr>
-          <w:rFonts w:ascii="Times New Roman" w:hAnsi="Times New Roman" w:cs="Times New Roman"/>
-          <w:bCs/>
-          <w:sz w:val="24"/>
-          <w:szCs w:val="24"/>
-        </w:rPr>
-      </w:pPr>
-      <w:r>
-        <w:rPr>
-          <w:rFonts w:ascii="Times New Roman" w:hAnsi="Times New Roman" w:cs="Times New Roman"/>
-          <w:bCs/>
-          <w:sz w:val="24"/>
-          <w:szCs w:val="24"/>
-        </w:rPr>
-        <w:t xml:space="preserve">H. Pirie, </w:t>
-      </w:r>
-      <w:r>
-        <w:rPr>
-          <w:rFonts w:ascii="Times New Roman" w:hAnsi="Times New Roman" w:cs="Times New Roman"/>
-          <w:bCs/>
-          <w:sz w:val="24"/>
-          <w:szCs w:val="24"/>
-          <w:u w:val="single"/>
-        </w:rPr>
-        <w:t xml:space="preserve">S. </w:t>
-      </w:r>
-      <w:proofErr w:type="spellStart"/>
-      <w:r>
-        <w:rPr>
-          <w:rFonts w:ascii="Times New Roman" w:hAnsi="Times New Roman" w:cs="Times New Roman"/>
-          <w:bCs/>
-          <w:sz w:val="24"/>
-          <w:szCs w:val="24"/>
-          <w:u w:val="single"/>
-        </w:rPr>
-        <w:t>Sadhuka</w:t>
-      </w:r>
-      <w:proofErr w:type="spellEnd"/>
-      <w:r>
-        <w:rPr>
-          <w:rFonts w:ascii="Times New Roman" w:hAnsi="Times New Roman" w:cs="Times New Roman"/>
-          <w:bCs/>
-          <w:sz w:val="24"/>
-          <w:szCs w:val="24"/>
-        </w:rPr>
-        <w:t xml:space="preserve">, J. Wang, R. Andrei, J. Hoffman. </w:t>
-      </w:r>
-      <w:r>
-        <w:rPr>
-          <w:rFonts w:ascii="Times New Roman" w:hAnsi="Times New Roman" w:cs="Times New Roman"/>
-          <w:bCs/>
-          <w:i/>
-          <w:iCs/>
-          <w:sz w:val="24"/>
-          <w:szCs w:val="24"/>
-        </w:rPr>
-        <w:t xml:space="preserve">Topological </w:t>
-      </w:r>
-      <w:proofErr w:type="spellStart"/>
-      <w:r>
-        <w:rPr>
-          <w:rFonts w:ascii="Times New Roman" w:hAnsi="Times New Roman" w:cs="Times New Roman"/>
-          <w:bCs/>
-          <w:i/>
-          <w:iCs/>
-          <w:sz w:val="24"/>
-          <w:szCs w:val="24"/>
-        </w:rPr>
-        <w:t>p</w:t>
-      </w:r>
-      <w:r>
-        <w:rPr>
-          <w:rFonts w:ascii="Times New Roman" w:hAnsi="Times New Roman" w:cs="Times New Roman"/>
-          <w:bCs/>
-          <w:i/>
-          <w:iCs/>
-          <w:sz w:val="24"/>
-          <w:szCs w:val="24"/>
-        </w:rPr>
-        <w:t>hononic</w:t>
-      </w:r>
-      <w:proofErr w:type="spellEnd"/>
-      <w:r>
-        <w:rPr>
-          <w:rFonts w:ascii="Times New Roman" w:hAnsi="Times New Roman" w:cs="Times New Roman"/>
-          <w:bCs/>
-          <w:i/>
-          <w:iCs/>
-          <w:sz w:val="24"/>
-          <w:szCs w:val="24"/>
-        </w:rPr>
-        <w:t xml:space="preserve"> </w:t>
+        <w:t xml:space="preserve">hononic </w:t>
       </w:r>
       <w:r>
         <w:rPr>
@@ -1616,7 +1510,6 @@
         <w:t xml:space="preserve">, </w:t>
       </w:r>
       <w:hyperlink r:id="rId12" w:history="1">
-        <w:proofErr w:type="spellStart"/>
         <w:r>
           <w:rPr>
             <w:rStyle w:val="Hyperlink"/>
@@ -1629,7 +1522,6 @@
           </w:rPr>
           <w:t>Hackaday</w:t>
         </w:r>
-        <w:proofErr w:type="spellEnd"/>
       </w:hyperlink>
     </w:p>
     <w:p>
@@ -1666,27 +1558,7 @@
           <w:sz w:val="24"/>
           <w:szCs w:val="24"/>
         </w:rPr>
-        <w:t xml:space="preserve">Q. Wang, D. Kelley, J. </w:t>
-      </w:r>
-      <w:proofErr w:type="spellStart"/>
-      <w:r>
-        <w:rPr>
-          <w:rFonts w:ascii="Times New Roman" w:hAnsi="Times New Roman" w:cs="Times New Roman"/>
-          <w:bCs/>
-          <w:sz w:val="24"/>
-          <w:szCs w:val="24"/>
-        </w:rPr>
-        <w:t>Ulrisch</w:t>
-      </w:r>
-      <w:proofErr w:type="spellEnd"/>
-      <w:r>
-        <w:rPr>
-          <w:rFonts w:ascii="Times New Roman" w:hAnsi="Times New Roman" w:cs="Times New Roman"/>
-          <w:bCs/>
-          <w:sz w:val="24"/>
-          <w:szCs w:val="24"/>
-        </w:rPr>
-        <w:t xml:space="preserve">, M. Kanai, </w:t>
+        <w:t xml:space="preserve">Q. Wang, D. Kelley, J. Ulrisch, M. Kanai, </w:t>
       </w:r>
       <w:r>
         <w:rPr>
@@ -1696,88 +1568,16 @@
           <w:szCs w:val="24"/>
           <w:u w:val="single"/>
         </w:rPr>
-        <w:t xml:space="preserve">S. </w:t>
-      </w:r>
-      <w:proofErr w:type="spellStart"/>
-      <w:r>
-        <w:rPr>
-          <w:rFonts w:ascii="Times New Roman" w:hAnsi="Times New Roman" w:cs="Times New Roman"/>
-          <w:bCs/>
-          <w:sz w:val="24"/>
-          <w:szCs w:val="24"/>
-          <w:u w:val="single"/>
-        </w:rPr>
-        <w:t>Sadhuka</w:t>
-      </w:r>
-      <w:proofErr w:type="spellEnd"/>
-      <w:r>
-        <w:rPr>
-          <w:rFonts w:ascii="Times New Roman" w:hAnsi="Times New Roman" w:cs="Times New Roman"/>
-          <w:bCs/>
-          <w:sz w:val="24"/>
-          <w:szCs w:val="24"/>
-        </w:rPr>
-        <w:t xml:space="preserve">, R. Cui, C. </w:t>
-      </w:r>
-      <w:proofErr w:type="spellStart"/>
-      <w:r>
-        <w:rPr>
-          <w:rFonts w:ascii="Times New Roman" w:hAnsi="Times New Roman" w:cs="Times New Roman"/>
-          <w:bCs/>
-          <w:sz w:val="24"/>
-          <w:szCs w:val="24"/>
-        </w:rPr>
-        <w:t>Albors</w:t>
-      </w:r>
-      <w:proofErr w:type="spellEnd"/>
-      <w:r>
-        <w:rPr>
-          <w:rFonts w:ascii="Times New Roman" w:hAnsi="Times New Roman" w:cs="Times New Roman"/>
-          <w:bCs/>
-          <w:sz w:val="24"/>
-          <w:szCs w:val="24"/>
-        </w:rPr>
-        <w:t xml:space="preserve">, N. Cheng, Y. Okada, Biobank Japan Project, F. </w:t>
-      </w:r>
-      <w:proofErr w:type="spellStart"/>
-      <w:r>
-        <w:rPr>
-          <w:rFonts w:ascii="Times New Roman" w:hAnsi="Times New Roman" w:cs="Times New Roman"/>
-          <w:bCs/>
-          <w:sz w:val="24"/>
-          <w:szCs w:val="24"/>
-        </w:rPr>
-        <w:t>Aguet</w:t>
-      </w:r>
-      <w:proofErr w:type="spellEnd"/>
-      <w:r>
-        <w:rPr>
-          <w:rFonts w:ascii="Times New Roman" w:hAnsi="Times New Roman" w:cs="Times New Roman"/>
-          <w:bCs/>
-          <w:sz w:val="24"/>
-          <w:szCs w:val="24"/>
-        </w:rPr>
-        <w:t xml:space="preserve">, K. </w:t>
-      </w:r>
-      <w:proofErr w:type="spellStart"/>
-      <w:r>
-        <w:rPr>
-          <w:rFonts w:ascii="Times New Roman" w:hAnsi="Times New Roman" w:cs="Times New Roman"/>
-          <w:bCs/>
-          <w:sz w:val="24"/>
-          <w:szCs w:val="24"/>
-        </w:rPr>
-        <w:t>Ardlie</w:t>
-      </w:r>
-      <w:proofErr w:type="spellEnd"/>
-      <w:r>
-        <w:rPr>
-          <w:rFonts w:ascii="Times New Roman" w:hAnsi="Times New Roman" w:cs="Times New Roman"/>
-          <w:bCs/>
-          <w:sz w:val="24"/>
-          <w:szCs w:val="24"/>
-        </w:rPr>
-        <w:t xml:space="preserve">, D. MacArthur, H. Finucane. </w:t>
+        <w:t>S. Sadhuka</w:t>
+      </w:r>
+      <w:r>
+        <w:rPr>
+          <w:rFonts w:ascii="Times New Roman" w:hAnsi="Times New Roman" w:cs="Times New Roman"/>
+          <w:bCs/>
+          <w:sz w:val="24"/>
+          <w:szCs w:val="24"/>
+        </w:rPr>
+        <w:t xml:space="preserve">, R. Cui, C. Albors, N. Cheng, Y. Okada, Biobank Japan Project, F. Aguet, K. Ardlie, D. MacArthur, H. Finucane. </w:t>
       </w:r>
       <w:r>
         <w:rPr>
@@ -1788,55 +1588,7 @@
           <w:sz w:val="24"/>
           <w:szCs w:val="24"/>
         </w:rPr>
-        <w:t>Leveraging supervised learning for functionally informed fine-mapping of cis-</w:t>
-      </w:r>
-      <w:proofErr w:type="spellStart"/>
-      <w:r>
-        <w:rPr>
-          <w:rFonts w:ascii="Times New Roman" w:hAnsi="Times New Roman" w:cs="Times New Roman"/>
-          <w:bCs/>
-          <w:i/>
-          <w:iCs/>
-          <w:sz w:val="24"/>
-          <w:szCs w:val="24"/>
-        </w:rPr>
-        <w:t>eQTLs</w:t>
-      </w:r>
-      <w:proofErr w:type="spellEnd"/>
-      <w:r>
-        <w:rPr>
-          <w:rFonts w:ascii="Times New Roman" w:hAnsi="Times New Roman" w:cs="Times New Roman"/>
-          <w:bCs/>
-          <w:i/>
-          <w:iCs/>
-          <w:sz w:val="24"/>
-          <w:szCs w:val="24"/>
-        </w:rPr>
-        <w:t xml:space="preserve"> identifies an additional 20,913 putative causal </w:t>
-      </w:r>
-      <w:proofErr w:type="spellStart"/>
-      <w:r>
-        <w:rPr>
-          <w:rFonts w:ascii="Times New Roman" w:hAnsi="Times New Roman" w:cs="Times New Roman"/>
-          <w:bCs/>
-          <w:i/>
-          <w:iCs/>
-          <w:sz w:val="24"/>
-          <w:szCs w:val="24"/>
-        </w:rPr>
-        <w:t>eQTLs</w:t>
-      </w:r>
-      <w:proofErr w:type="spellEnd"/>
-      <w:r>
-        <w:rPr>
-          <w:rFonts w:ascii="Times New Roman" w:hAnsi="Times New Roman" w:cs="Times New Roman"/>
-          <w:bCs/>
-          <w:i/>
-          <w:iCs/>
-          <w:sz w:val="24"/>
-          <w:szCs w:val="24"/>
-        </w:rPr>
-        <w:t>. Nature Communications</w:t>
+        <w:t>Leveraging supervised learning for functionally informed fine-mapping of cis-eQTLs identifies an additional 20,913 putative causal eQTLs. Nature Communications</w:t>
       </w:r>
       <w:r>
         <w:rPr>
@@ -1952,25 +1704,7 @@
           <w:sz w:val="24"/>
           <w:szCs w:val="24"/>
         </w:rPr>
-        <w:t>. New York, NY [</w:t>
-      </w:r>
-      <w:proofErr w:type="gramStart"/>
-      <w:r>
-        <w:rPr>
-          <w:rFonts w:ascii="Times New Roman" w:hAnsi="Times New Roman" w:cs="Times New Roman"/>
-          <w:sz w:val="24"/>
-          <w:szCs w:val="24"/>
-        </w:rPr>
-        <w:t xml:space="preserve">Poster]   </w:t>
-      </w:r>
-      <w:proofErr w:type="gramEnd"/>
-      <w:r>
-        <w:rPr>
-          <w:rFonts w:ascii="Times New Roman" w:hAnsi="Times New Roman" w:cs="Times New Roman"/>
-          <w:sz w:val="24"/>
-          <w:szCs w:val="24"/>
-        </w:rPr>
-        <w:t xml:space="preserve">                   2024</w:t>
+        <w:t>. New York, NY [Poster]                      2024</w:t>
       </w:r>
     </w:p>
     <w:p>
@@ -2979,25 +2713,7 @@
           <w:sz w:val="24"/>
           <w:szCs w:val="24"/>
         </w:rPr>
-        <w:t xml:space="preserve">(Prof. Michael </w:t>
-      </w:r>
-      <w:proofErr w:type="spellStart"/>
-      <w:r>
-        <w:rPr>
-          <w:rFonts w:ascii="Times New Roman" w:hAnsi="Times New Roman" w:cs="Times New Roman"/>
-          <w:sz w:val="24"/>
-          <w:szCs w:val="24"/>
-        </w:rPr>
-        <w:t>Mitzenmacher</w:t>
-      </w:r>
-      <w:proofErr w:type="spellEnd"/>
-      <w:r>
-        <w:rPr>
-          <w:rFonts w:ascii="Times New Roman" w:hAnsi="Times New Roman" w:cs="Times New Roman"/>
-          <w:sz w:val="24"/>
-          <w:szCs w:val="24"/>
-        </w:rPr>
-        <w:t>)</w:t>
+        <w:t>(Prof. Michael Mitzenmacher)</w:t>
       </w:r>
       <w:r>
         <w:rPr>
@@ -3389,25 +3105,7 @@
           <w:sz w:val="24"/>
           <w:szCs w:val="24"/>
         </w:rPr>
-        <w:t>Reviewer, Neural Information Processing Systems (</w:t>
-      </w:r>
-      <w:proofErr w:type="spellStart"/>
-      <w:r>
-        <w:rPr>
-          <w:rFonts w:ascii="Times New Roman" w:hAnsi="Times New Roman" w:cs="Times New Roman"/>
-          <w:sz w:val="24"/>
-          <w:szCs w:val="24"/>
-        </w:rPr>
-        <w:t>NeurIPS</w:t>
-      </w:r>
-      <w:proofErr w:type="spellEnd"/>
-      <w:r>
-        <w:rPr>
-          <w:rFonts w:ascii="Times New Roman" w:hAnsi="Times New Roman" w:cs="Times New Roman"/>
-          <w:sz w:val="24"/>
-          <w:szCs w:val="24"/>
-        </w:rPr>
-        <w:t>)</w:t>
+        <w:t>Reviewer, Neural Information Processing Systems (NeurIPS)</w:t>
       </w:r>
       <w:r>
         <w:rPr>
@@ -4180,23 +3878,13 @@
           <w:szCs w:val="24"/>
         </w:rPr>
       </w:pPr>
-      <w:proofErr w:type="spellStart"/>
-      <w:r>
-        <w:rPr>
-          <w:rFonts w:ascii="Times New Roman" w:hAnsi="Times New Roman" w:cs="Times New Roman"/>
-          <w:sz w:val="24"/>
-          <w:szCs w:val="24"/>
-        </w:rPr>
-        <w:t>Hyunghoon</w:t>
-      </w:r>
-      <w:proofErr w:type="spellEnd"/>
-      <w:r>
-        <w:rPr>
-          <w:rFonts w:ascii="Times New Roman" w:hAnsi="Times New Roman" w:cs="Times New Roman"/>
-          <w:sz w:val="24"/>
-          <w:szCs w:val="24"/>
-        </w:rPr>
-        <w:t xml:space="preserve"> Cho</w:t>
+      <w:r>
+        <w:rPr>
+          <w:rFonts w:ascii="Times New Roman" w:hAnsi="Times New Roman" w:cs="Times New Roman"/>
+          <w:sz w:val="24"/>
+          <w:szCs w:val="24"/>
+        </w:rPr>
+        <w:t>Hyunghoon Cho</w:t>
       </w:r>
     </w:p>
     <w:p>
@@ -4350,28 +4038,12 @@
         <w:rFonts w:ascii="Times New Roman" w:hAnsi="Times New Roman" w:cs="Times New Roman"/>
       </w:rPr>
     </w:pPr>
-    <w:proofErr w:type="spellStart"/>
     <w:r>
       <w:rPr>
         <w:rFonts w:ascii="Times New Roman" w:hAnsi="Times New Roman" w:cs="Times New Roman"/>
       </w:rPr>
-      <w:t>Shuvom</w:t>
+      <w:t>Shuvom Sadhuka</w:t>
     </w:r>
-    <w:proofErr w:type="spellEnd"/>
-    <w:r>
-      <w:rPr>
-        <w:rFonts w:ascii="Times New Roman" w:hAnsi="Times New Roman" w:cs="Times New Roman"/>
-      </w:rPr>
-      <w:t xml:space="preserve"> </w:t>
-    </w:r>
-    <w:proofErr w:type="spellStart"/>
-    <w:r>
-      <w:rPr>
-        <w:rFonts w:ascii="Times New Roman" w:hAnsi="Times New Roman" w:cs="Times New Roman"/>
-      </w:rPr>
-      <w:t>Sadhuka</w:t>
-    </w:r>
-    <w:proofErr w:type="spellEnd"/>
   </w:p>
 </w:ftr>
 </file>

--- a/files/cv_sep24.docx
+++ b/files/cv_sep24.docx
@@ -14,6 +14,7 @@
           <w:szCs w:val="24"/>
         </w:rPr>
       </w:pPr>
+      <w:proofErr w:type="spellStart"/>
       <w:r>
         <w:rPr>
           <w:rFonts w:ascii="Times New Roman" w:eastAsia="Calibri" w:hAnsi="Times New Roman" w:cs="Times New Roman"/>
@@ -21,8 +22,29 @@
           <w:sz w:val="32"/>
           <w:szCs w:val="24"/>
         </w:rPr>
-        <w:t>Shuvom Sadhuka</w:t>
-      </w:r>
+        <w:t>Shuvom</w:t>
+      </w:r>
+      <w:proofErr w:type="spellEnd"/>
+      <w:r>
+        <w:rPr>
+          <w:rFonts w:ascii="Times New Roman" w:eastAsia="Calibri" w:hAnsi="Times New Roman" w:cs="Times New Roman"/>
+          <w:b/>
+          <w:sz w:val="32"/>
+          <w:szCs w:val="24"/>
+        </w:rPr>
+        <w:t xml:space="preserve"> </w:t>
+      </w:r>
+      <w:proofErr w:type="spellStart"/>
+      <w:r>
+        <w:rPr>
+          <w:rFonts w:ascii="Times New Roman" w:eastAsia="Calibri" w:hAnsi="Times New Roman" w:cs="Times New Roman"/>
+          <w:b/>
+          <w:sz w:val="32"/>
+          <w:szCs w:val="24"/>
+        </w:rPr>
+        <w:t>Sadhuka</w:t>
+      </w:r>
+      <w:proofErr w:type="spellEnd"/>
     </w:p>
     <w:p>
       <w:pPr>
@@ -715,8 +737,20 @@
           <w:szCs w:val="24"/>
           <w:u w:val="single"/>
         </w:rPr>
-        <w:t>S. Sadhuka</w:t>
-      </w:r>
+        <w:t xml:space="preserve">S. </w:t>
+      </w:r>
+      <w:proofErr w:type="spellStart"/>
+      <w:r>
+        <w:rPr>
+          <w:rFonts w:ascii="Times New Roman" w:hAnsi="Times New Roman" w:cs="Times New Roman"/>
+          <w:bCs/>
+          <w:sz w:val="24"/>
+          <w:szCs w:val="24"/>
+          <w:u w:val="single"/>
+        </w:rPr>
+        <w:t>Sadhuka</w:t>
+      </w:r>
+      <w:proofErr w:type="spellEnd"/>
       <w:r>
         <w:rPr>
           <w:rFonts w:ascii="Times New Roman" w:hAnsi="Times New Roman" w:cs="Times New Roman"/>
@@ -846,7 +880,27 @@
           <w:sz w:val="24"/>
           <w:szCs w:val="24"/>
         </w:rPr>
-        <w:t xml:space="preserve">S. Balachandar, </w:t>
+        <w:t xml:space="preserve">S. </w:t>
+      </w:r>
+      <w:proofErr w:type="spellStart"/>
+      <w:r>
+        <w:rPr>
+          <w:rFonts w:ascii="Times New Roman" w:hAnsi="Times New Roman" w:cs="Times New Roman"/>
+          <w:bCs/>
+          <w:sz w:val="24"/>
+          <w:szCs w:val="24"/>
+        </w:rPr>
+        <w:t>Balachandar</w:t>
+      </w:r>
+      <w:proofErr w:type="spellEnd"/>
+      <w:r>
+        <w:rPr>
+          <w:rFonts w:ascii="Times New Roman" w:hAnsi="Times New Roman" w:cs="Times New Roman"/>
+          <w:bCs/>
+          <w:sz w:val="24"/>
+          <w:szCs w:val="24"/>
+        </w:rPr>
+        <w:t xml:space="preserve">, </w:t>
       </w:r>
       <w:r>
         <w:rPr>
@@ -856,8 +910,20 @@
           <w:szCs w:val="24"/>
           <w:u w:val="single"/>
         </w:rPr>
-        <w:t>S. Sadhuka</w:t>
-      </w:r>
+        <w:t xml:space="preserve">S. </w:t>
+      </w:r>
+      <w:proofErr w:type="spellStart"/>
+      <w:r>
+        <w:rPr>
+          <w:rFonts w:ascii="Times New Roman" w:hAnsi="Times New Roman" w:cs="Times New Roman"/>
+          <w:bCs/>
+          <w:sz w:val="24"/>
+          <w:szCs w:val="24"/>
+          <w:u w:val="single"/>
+        </w:rPr>
+        <w:t>Sadhuka</w:t>
+      </w:r>
+      <w:proofErr w:type="spellEnd"/>
       <w:r>
         <w:rPr>
           <w:rFonts w:ascii="Times New Roman" w:hAnsi="Times New Roman" w:cs="Times New Roman"/>
@@ -965,8 +1031,20 @@
           <w:szCs w:val="24"/>
           <w:u w:val="single"/>
         </w:rPr>
-        <w:t>S. Sadhuka</w:t>
-      </w:r>
+        <w:t xml:space="preserve">S. </w:t>
+      </w:r>
+      <w:proofErr w:type="spellStart"/>
+      <w:r>
+        <w:rPr>
+          <w:rFonts w:ascii="Times New Roman" w:hAnsi="Times New Roman" w:cs="Times New Roman"/>
+          <w:bCs/>
+          <w:sz w:val="24"/>
+          <w:szCs w:val="24"/>
+          <w:u w:val="single"/>
+        </w:rPr>
+        <w:t>Sadhuka</w:t>
+      </w:r>
+      <w:proofErr w:type="spellEnd"/>
       <w:r>
         <w:rPr>
           <w:rFonts w:ascii="Times New Roman" w:hAnsi="Times New Roman" w:cs="Times New Roman"/>
@@ -1080,7 +1158,47 @@
           <w:sz w:val="24"/>
           <w:szCs w:val="24"/>
         </w:rPr>
-        <w:t xml:space="preserve">H. Cho, D. Froelicher*, N. Dokmai*, A. Nandi*, </w:t>
+        <w:t xml:space="preserve">H. Cho, D. </w:t>
+      </w:r>
+      <w:proofErr w:type="spellStart"/>
+      <w:r>
+        <w:rPr>
+          <w:rFonts w:ascii="Times New Roman" w:hAnsi="Times New Roman" w:cs="Times New Roman"/>
+          <w:bCs/>
+          <w:sz w:val="24"/>
+          <w:szCs w:val="24"/>
+        </w:rPr>
+        <w:t>Froelicher</w:t>
+      </w:r>
+      <w:proofErr w:type="spellEnd"/>
+      <w:r>
+        <w:rPr>
+          <w:rFonts w:ascii="Times New Roman" w:hAnsi="Times New Roman" w:cs="Times New Roman"/>
+          <w:bCs/>
+          <w:sz w:val="24"/>
+          <w:szCs w:val="24"/>
+        </w:rPr>
+        <w:t xml:space="preserve">*, N. </w:t>
+      </w:r>
+      <w:proofErr w:type="spellStart"/>
+      <w:r>
+        <w:rPr>
+          <w:rFonts w:ascii="Times New Roman" w:hAnsi="Times New Roman" w:cs="Times New Roman"/>
+          <w:bCs/>
+          <w:sz w:val="24"/>
+          <w:szCs w:val="24"/>
+        </w:rPr>
+        <w:t>Dokmai</w:t>
+      </w:r>
+      <w:proofErr w:type="spellEnd"/>
+      <w:r>
+        <w:rPr>
+          <w:rFonts w:ascii="Times New Roman" w:hAnsi="Times New Roman" w:cs="Times New Roman"/>
+          <w:bCs/>
+          <w:sz w:val="24"/>
+          <w:szCs w:val="24"/>
+        </w:rPr>
+        <w:t xml:space="preserve">*, A. Nandi*, </w:t>
       </w:r>
       <w:r>
         <w:rPr>
@@ -1090,8 +1208,20 @@
           <w:szCs w:val="24"/>
           <w:u w:val="single"/>
         </w:rPr>
-        <w:t>S. Sadhuka</w:t>
-      </w:r>
+        <w:t xml:space="preserve">S. </w:t>
+      </w:r>
+      <w:proofErr w:type="spellStart"/>
+      <w:r>
+        <w:rPr>
+          <w:rFonts w:ascii="Times New Roman" w:hAnsi="Times New Roman" w:cs="Times New Roman"/>
+          <w:bCs/>
+          <w:sz w:val="24"/>
+          <w:szCs w:val="24"/>
+          <w:u w:val="single"/>
+        </w:rPr>
+        <w:t>Sadhuka</w:t>
+      </w:r>
+      <w:proofErr w:type="spellEnd"/>
       <w:r>
         <w:rPr>
           <w:rFonts w:ascii="Times New Roman" w:hAnsi="Times New Roman" w:cs="Times New Roman"/>
@@ -1195,16 +1325,48 @@
           <w:szCs w:val="24"/>
           <w:u w:val="single"/>
         </w:rPr>
-        <w:t>S. Sadhuka</w:t>
-      </w:r>
-      <w:r>
-        <w:rPr>
-          <w:rFonts w:ascii="Times New Roman" w:hAnsi="Times New Roman" w:cs="Times New Roman"/>
-          <w:bCs/>
-          <w:sz w:val="24"/>
-          <w:szCs w:val="24"/>
-        </w:rPr>
-        <w:t xml:space="preserve">, D. Fridman, H. Cho, B. Berger. </w:t>
+        <w:t xml:space="preserve">S. </w:t>
+      </w:r>
+      <w:proofErr w:type="spellStart"/>
+      <w:r>
+        <w:rPr>
+          <w:rFonts w:ascii="Times New Roman" w:hAnsi="Times New Roman" w:cs="Times New Roman"/>
+          <w:bCs/>
+          <w:sz w:val="24"/>
+          <w:szCs w:val="24"/>
+          <w:u w:val="single"/>
+        </w:rPr>
+        <w:t>Sadhuka</w:t>
+      </w:r>
+      <w:proofErr w:type="spellEnd"/>
+      <w:r>
+        <w:rPr>
+          <w:rFonts w:ascii="Times New Roman" w:hAnsi="Times New Roman" w:cs="Times New Roman"/>
+          <w:bCs/>
+          <w:sz w:val="24"/>
+          <w:szCs w:val="24"/>
+        </w:rPr>
+        <w:t xml:space="preserve">, D. </w:t>
+      </w:r>
+      <w:proofErr w:type="spellStart"/>
+      <w:r>
+        <w:rPr>
+          <w:rFonts w:ascii="Times New Roman" w:hAnsi="Times New Roman" w:cs="Times New Roman"/>
+          <w:bCs/>
+          <w:sz w:val="24"/>
+          <w:szCs w:val="24"/>
+        </w:rPr>
+        <w:t>Fridman</w:t>
+      </w:r>
+      <w:proofErr w:type="spellEnd"/>
+      <w:r>
+        <w:rPr>
+          <w:rFonts w:ascii="Times New Roman" w:hAnsi="Times New Roman" w:cs="Times New Roman"/>
+          <w:bCs/>
+          <w:sz w:val="24"/>
+          <w:szCs w:val="24"/>
+        </w:rPr>
+        <w:t xml:space="preserve">, H. Cho, B. Berger. </w:t>
       </w:r>
       <w:r>
         <w:rPr>
@@ -1309,8 +1471,20 @@
           <w:szCs w:val="24"/>
           <w:u w:val="single"/>
         </w:rPr>
-        <w:t>S. Sadhuka</w:t>
-      </w:r>
+        <w:t xml:space="preserve">S. </w:t>
+      </w:r>
+      <w:proofErr w:type="spellStart"/>
+      <w:r>
+        <w:rPr>
+          <w:rFonts w:ascii="Times New Roman" w:hAnsi="Times New Roman" w:cs="Times New Roman"/>
+          <w:bCs/>
+          <w:sz w:val="24"/>
+          <w:szCs w:val="24"/>
+          <w:u w:val="single"/>
+        </w:rPr>
+        <w:t>Sadhuka</w:t>
+      </w:r>
+      <w:proofErr w:type="spellEnd"/>
       <w:r>
         <w:rPr>
           <w:rFonts w:ascii="Times New Roman" w:hAnsi="Times New Roman" w:cs="Times New Roman"/>
@@ -1331,6 +1505,7 @@
         </w:rPr>
         <w:t xml:space="preserve">Topological </w:t>
       </w:r>
+      <w:proofErr w:type="spellStart"/>
       <w:r>
         <w:rPr>
           <w:rFonts w:ascii="Times New Roman" w:hAnsi="Times New Roman" w:cs="Times New Roman"/>
@@ -1351,7 +1526,19 @@
           <w:sz w:val="24"/>
           <w:szCs w:val="24"/>
         </w:rPr>
-        <w:t xml:space="preserve">hononic </w:t>
+        <w:t>hononic</w:t>
+      </w:r>
+      <w:proofErr w:type="spellEnd"/>
+      <w:r>
+        <w:rPr>
+          <w:rFonts w:ascii="Times New Roman" w:hAnsi="Times New Roman" w:cs="Times New Roman"/>
+          <w:bCs/>
+          <w:i/>
+          <w:iCs/>
+          <w:sz w:val="24"/>
+          <w:szCs w:val="24"/>
+        </w:rPr>
+        <w:t xml:space="preserve"> </w:t>
       </w:r>
       <w:r>
         <w:rPr>
@@ -1510,6 +1697,7 @@
         <w:t xml:space="preserve">, </w:t>
       </w:r>
       <w:hyperlink r:id="rId12" w:history="1">
+        <w:proofErr w:type="spellStart"/>
         <w:r>
           <w:rPr>
             <w:rStyle w:val="Hyperlink"/>
@@ -1522,6 +1710,7 @@
           </w:rPr>
           <w:t>Hackaday</w:t>
         </w:r>
+        <w:proofErr w:type="spellEnd"/>
       </w:hyperlink>
     </w:p>
     <w:p>
@@ -1558,7 +1747,27 @@
           <w:sz w:val="24"/>
           <w:szCs w:val="24"/>
         </w:rPr>
-        <w:t xml:space="preserve">Q. Wang, D. Kelley, J. Ulrisch, M. Kanai, </w:t>
+        <w:t xml:space="preserve">Q. Wang, D. Kelley, J. </w:t>
+      </w:r>
+      <w:proofErr w:type="spellStart"/>
+      <w:r>
+        <w:rPr>
+          <w:rFonts w:ascii="Times New Roman" w:hAnsi="Times New Roman" w:cs="Times New Roman"/>
+          <w:bCs/>
+          <w:sz w:val="24"/>
+          <w:szCs w:val="24"/>
+        </w:rPr>
+        <w:t>Ulrisch</w:t>
+      </w:r>
+      <w:proofErr w:type="spellEnd"/>
+      <w:r>
+        <w:rPr>
+          <w:rFonts w:ascii="Times New Roman" w:hAnsi="Times New Roman" w:cs="Times New Roman"/>
+          <w:bCs/>
+          <w:sz w:val="24"/>
+          <w:szCs w:val="24"/>
+        </w:rPr>
+        <w:t xml:space="preserve">, M. Kanai, </w:t>
       </w:r>
       <w:r>
         <w:rPr>
@@ -1568,16 +1777,88 @@
           <w:szCs w:val="24"/>
           <w:u w:val="single"/>
         </w:rPr>
-        <w:t>S. Sadhuka</w:t>
-      </w:r>
-      <w:r>
-        <w:rPr>
-          <w:rFonts w:ascii="Times New Roman" w:hAnsi="Times New Roman" w:cs="Times New Roman"/>
-          <w:bCs/>
-          <w:sz w:val="24"/>
-          <w:szCs w:val="24"/>
-        </w:rPr>
-        <w:t xml:space="preserve">, R. Cui, C. Albors, N. Cheng, Y. Okada, Biobank Japan Project, F. Aguet, K. Ardlie, D. MacArthur, H. Finucane. </w:t>
+        <w:t xml:space="preserve">S. </w:t>
+      </w:r>
+      <w:proofErr w:type="spellStart"/>
+      <w:r>
+        <w:rPr>
+          <w:rFonts w:ascii="Times New Roman" w:hAnsi="Times New Roman" w:cs="Times New Roman"/>
+          <w:bCs/>
+          <w:sz w:val="24"/>
+          <w:szCs w:val="24"/>
+          <w:u w:val="single"/>
+        </w:rPr>
+        <w:t>Sadhuka</w:t>
+      </w:r>
+      <w:proofErr w:type="spellEnd"/>
+      <w:r>
+        <w:rPr>
+          <w:rFonts w:ascii="Times New Roman" w:hAnsi="Times New Roman" w:cs="Times New Roman"/>
+          <w:bCs/>
+          <w:sz w:val="24"/>
+          <w:szCs w:val="24"/>
+        </w:rPr>
+        <w:t xml:space="preserve">, R. Cui, C. </w:t>
+      </w:r>
+      <w:proofErr w:type="spellStart"/>
+      <w:r>
+        <w:rPr>
+          <w:rFonts w:ascii="Times New Roman" w:hAnsi="Times New Roman" w:cs="Times New Roman"/>
+          <w:bCs/>
+          <w:sz w:val="24"/>
+          <w:szCs w:val="24"/>
+        </w:rPr>
+        <w:t>Albors</w:t>
+      </w:r>
+      <w:proofErr w:type="spellEnd"/>
+      <w:r>
+        <w:rPr>
+          <w:rFonts w:ascii="Times New Roman" w:hAnsi="Times New Roman" w:cs="Times New Roman"/>
+          <w:bCs/>
+          <w:sz w:val="24"/>
+          <w:szCs w:val="24"/>
+        </w:rPr>
+        <w:t xml:space="preserve">, N. Cheng, Y. Okada, Biobank Japan Project, F. </w:t>
+      </w:r>
+      <w:proofErr w:type="spellStart"/>
+      <w:r>
+        <w:rPr>
+          <w:rFonts w:ascii="Times New Roman" w:hAnsi="Times New Roman" w:cs="Times New Roman"/>
+          <w:bCs/>
+          <w:sz w:val="24"/>
+          <w:szCs w:val="24"/>
+        </w:rPr>
+        <w:t>Aguet</w:t>
+      </w:r>
+      <w:proofErr w:type="spellEnd"/>
+      <w:r>
+        <w:rPr>
+          <w:rFonts w:ascii="Times New Roman" w:hAnsi="Times New Roman" w:cs="Times New Roman"/>
+          <w:bCs/>
+          <w:sz w:val="24"/>
+          <w:szCs w:val="24"/>
+        </w:rPr>
+        <w:t xml:space="preserve">, K. </w:t>
+      </w:r>
+      <w:proofErr w:type="spellStart"/>
+      <w:r>
+        <w:rPr>
+          <w:rFonts w:ascii="Times New Roman" w:hAnsi="Times New Roman" w:cs="Times New Roman"/>
+          <w:bCs/>
+          <w:sz w:val="24"/>
+          <w:szCs w:val="24"/>
+        </w:rPr>
+        <w:t>Ardlie</w:t>
+      </w:r>
+      <w:proofErr w:type="spellEnd"/>
+      <w:r>
+        <w:rPr>
+          <w:rFonts w:ascii="Times New Roman" w:hAnsi="Times New Roman" w:cs="Times New Roman"/>
+          <w:bCs/>
+          <w:sz w:val="24"/>
+          <w:szCs w:val="24"/>
+        </w:rPr>
+        <w:t xml:space="preserve">, D. MacArthur, H. Finucane. </w:t>
       </w:r>
       <w:r>
         <w:rPr>
@@ -1588,7 +1869,55 @@
           <w:sz w:val="24"/>
           <w:szCs w:val="24"/>
         </w:rPr>
-        <w:t>Leveraging supervised learning for functionally informed fine-mapping of cis-eQTLs identifies an additional 20,913 putative causal eQTLs. Nature Communications</w:t>
+        <w:t>Leveraging supervised learning for functionally informed fine-mapping of cis-</w:t>
+      </w:r>
+      <w:proofErr w:type="spellStart"/>
+      <w:r>
+        <w:rPr>
+          <w:rFonts w:ascii="Times New Roman" w:hAnsi="Times New Roman" w:cs="Times New Roman"/>
+          <w:bCs/>
+          <w:i/>
+          <w:iCs/>
+          <w:sz w:val="24"/>
+          <w:szCs w:val="24"/>
+        </w:rPr>
+        <w:t>eQTLs</w:t>
+      </w:r>
+      <w:proofErr w:type="spellEnd"/>
+      <w:r>
+        <w:rPr>
+          <w:rFonts w:ascii="Times New Roman" w:hAnsi="Times New Roman" w:cs="Times New Roman"/>
+          <w:bCs/>
+          <w:i/>
+          <w:iCs/>
+          <w:sz w:val="24"/>
+          <w:szCs w:val="24"/>
+        </w:rPr>
+        <w:t xml:space="preserve"> identifies an additional 20,913 putative causal </w:t>
+      </w:r>
+      <w:proofErr w:type="spellStart"/>
+      <w:r>
+        <w:rPr>
+          <w:rFonts w:ascii="Times New Roman" w:hAnsi="Times New Roman" w:cs="Times New Roman"/>
+          <w:bCs/>
+          <w:i/>
+          <w:iCs/>
+          <w:sz w:val="24"/>
+          <w:szCs w:val="24"/>
+        </w:rPr>
+        <w:t>eQTLs</w:t>
+      </w:r>
+      <w:proofErr w:type="spellEnd"/>
+      <w:r>
+        <w:rPr>
+          <w:rFonts w:ascii="Times New Roman" w:hAnsi="Times New Roman" w:cs="Times New Roman"/>
+          <w:bCs/>
+          <w:i/>
+          <w:iCs/>
+          <w:sz w:val="24"/>
+          <w:szCs w:val="24"/>
+        </w:rPr>
+        <w:t>. Nature Communications</w:t>
       </w:r>
       <w:r>
         <w:rPr>
@@ -1704,7 +2033,25 @@
           <w:sz w:val="24"/>
           <w:szCs w:val="24"/>
         </w:rPr>
-        <w:t>. New York, NY [Poster]                      2024</w:t>
+        <w:t>. New York, NY [</w:t>
+      </w:r>
+      <w:proofErr w:type="gramStart"/>
+      <w:r>
+        <w:rPr>
+          <w:rFonts w:ascii="Times New Roman" w:hAnsi="Times New Roman" w:cs="Times New Roman"/>
+          <w:sz w:val="24"/>
+          <w:szCs w:val="24"/>
+        </w:rPr>
+        <w:t xml:space="preserve">Poster]   </w:t>
+      </w:r>
+      <w:proofErr w:type="gramEnd"/>
+      <w:r>
+        <w:rPr>
+          <w:rFonts w:ascii="Times New Roman" w:hAnsi="Times New Roman" w:cs="Times New Roman"/>
+          <w:sz w:val="24"/>
+          <w:szCs w:val="24"/>
+        </w:rPr>
+        <w:t xml:space="preserve">                   2024</w:t>
       </w:r>
     </w:p>
     <w:p>
@@ -1986,15 +2333,7 @@
           <w:sz w:val="24"/>
           <w:szCs w:val="24"/>
         </w:rPr>
-        <w:t>MIT Schwarzman College of Computing SERC Essay Prize, Honorable Mention</w:t>
-      </w:r>
-      <w:r>
-        <w:rPr>
-          <w:rFonts w:ascii="Times New Roman" w:hAnsi="Times New Roman" w:cs="Times New Roman"/>
-          <w:sz w:val="24"/>
-          <w:szCs w:val="24"/>
-        </w:rPr>
-        <w:t xml:space="preserve"> </w:t>
+        <w:t>National Science Foundation Graduate Research Fellowship</w:t>
       </w:r>
       <w:r>
         <w:rPr>
@@ -2020,7 +2359,7 @@
           <w:sz w:val="24"/>
           <w:szCs w:val="24"/>
         </w:rPr>
-        <w:t>23</w:t>
+        <w:t>22</w:t>
       </w:r>
     </w:p>
     <w:p>
@@ -2045,7 +2384,7 @@
           <w:sz w:val="24"/>
           <w:szCs w:val="24"/>
         </w:rPr>
-        <w:t>RECOMB Travel Fellowship</w:t>
+        <w:t>Hertz Foundation Fellowship</w:t>
       </w:r>
       <w:r>
         <w:rPr>
@@ -2071,7 +2410,7 @@
           <w:sz w:val="24"/>
           <w:szCs w:val="24"/>
         </w:rPr>
-        <w:t>23</w:t>
+        <w:t>22</w:t>
       </w:r>
     </w:p>
     <w:p>
@@ -2085,18 +2424,17 @@
         <w:spacing w:after="0" w:line="240" w:lineRule="auto"/>
         <w:rPr>
           <w:rFonts w:ascii="Times New Roman" w:hAnsi="Times New Roman" w:cs="Times New Roman"/>
-          <w:iCs/>
-          <w:sz w:val="24"/>
-          <w:szCs w:val="24"/>
-        </w:rPr>
-      </w:pPr>
-      <w:r>
-        <w:rPr>
-          <w:rFonts w:ascii="Times New Roman" w:hAnsi="Times New Roman" w:cs="Times New Roman"/>
-          <w:sz w:val="24"/>
-          <w:szCs w:val="24"/>
-        </w:rPr>
-        <w:t>National Science Foundation Graduate Research Fellowship</w:t>
+          <w:sz w:val="24"/>
+          <w:szCs w:val="24"/>
+        </w:rPr>
+      </w:pPr>
+      <w:r>
+        <w:rPr>
+          <w:rFonts w:ascii="Times New Roman" w:hAnsi="Times New Roman" w:cs="Times New Roman"/>
+          <w:sz w:val="24"/>
+          <w:szCs w:val="24"/>
+        </w:rPr>
+        <w:t>ASHG Reviewers’ Choice Award</w:t>
       </w:r>
       <w:r>
         <w:rPr>
@@ -2105,24 +2443,7 @@
           <w:szCs w:val="24"/>
         </w:rPr>
         <w:tab/>
-      </w:r>
-      <w:r>
-        <w:rPr>
-          <w:rFonts w:ascii="Times New Roman" w:hAnsi="Times New Roman" w:cs="Times New Roman"/>
-          <w:iCs/>
-          <w:sz w:val="24"/>
-          <w:szCs w:val="24"/>
-        </w:rPr>
-        <w:t>20</w:t>
-      </w:r>
-      <w:r>
-        <w:rPr>
-          <w:rFonts w:ascii="Times New Roman" w:hAnsi="Times New Roman" w:cs="Times New Roman"/>
-          <w:iCs/>
-          <w:sz w:val="24"/>
-          <w:szCs w:val="24"/>
-        </w:rPr>
-        <w:t>22</w:t>
+        <w:t>2021</w:t>
       </w:r>
     </w:p>
     <w:p>
@@ -2147,216 +2468,7 @@
           <w:sz w:val="24"/>
           <w:szCs w:val="24"/>
         </w:rPr>
-        <w:t>Hertz Foundation Fellowship</w:t>
-      </w:r>
-      <w:r>
-        <w:rPr>
-          <w:rFonts w:ascii="Times New Roman" w:hAnsi="Times New Roman" w:cs="Times New Roman"/>
-          <w:sz w:val="24"/>
-          <w:szCs w:val="24"/>
-        </w:rPr>
-        <w:tab/>
-      </w:r>
-      <w:r>
-        <w:rPr>
-          <w:rFonts w:ascii="Times New Roman" w:hAnsi="Times New Roman" w:cs="Times New Roman"/>
-          <w:iCs/>
-          <w:sz w:val="24"/>
-          <w:szCs w:val="24"/>
-        </w:rPr>
-        <w:t>20</w:t>
-      </w:r>
-      <w:r>
-        <w:rPr>
-          <w:rFonts w:ascii="Times New Roman" w:hAnsi="Times New Roman" w:cs="Times New Roman"/>
-          <w:iCs/>
-          <w:sz w:val="24"/>
-          <w:szCs w:val="24"/>
-        </w:rPr>
-        <w:t>22</w:t>
-      </w:r>
-    </w:p>
-    <w:p>
-      <w:pPr>
-        <w:tabs>
-          <w:tab w:val="right" w:pos="9360"/>
-        </w:tabs>
-        <w:autoSpaceDE w:val="0"/>
-        <w:autoSpaceDN w:val="0"/>
-        <w:adjustRightInd w:val="0"/>
-        <w:spacing w:after="0" w:line="240" w:lineRule="auto"/>
-        <w:rPr>
-          <w:rFonts w:ascii="Times New Roman" w:hAnsi="Times New Roman" w:cs="Times New Roman"/>
-          <w:sz w:val="24"/>
-          <w:szCs w:val="24"/>
-        </w:rPr>
-      </w:pPr>
-      <w:r>
-        <w:rPr>
-          <w:rFonts w:ascii="Times New Roman" w:hAnsi="Times New Roman" w:cs="Times New Roman"/>
-          <w:sz w:val="24"/>
-          <w:szCs w:val="24"/>
-        </w:rPr>
-        <w:t>Derek Bok Award for Distinction in Teaching</w:t>
-      </w:r>
-      <w:r>
-        <w:rPr>
-          <w:rFonts w:ascii="Times New Roman" w:hAnsi="Times New Roman" w:cs="Times New Roman"/>
-          <w:sz w:val="24"/>
-          <w:szCs w:val="24"/>
-        </w:rPr>
-        <w:tab/>
-        <w:t>2022</w:t>
-      </w:r>
-    </w:p>
-    <w:p>
-      <w:pPr>
-        <w:tabs>
-          <w:tab w:val="right" w:pos="9360"/>
-        </w:tabs>
-        <w:autoSpaceDE w:val="0"/>
-        <w:autoSpaceDN w:val="0"/>
-        <w:adjustRightInd w:val="0"/>
-        <w:spacing w:after="0" w:line="240" w:lineRule="auto"/>
-        <w:rPr>
-          <w:rFonts w:ascii="Times New Roman" w:hAnsi="Times New Roman" w:cs="Times New Roman"/>
-          <w:sz w:val="24"/>
-          <w:szCs w:val="24"/>
-        </w:rPr>
-      </w:pPr>
-      <w:r>
-        <w:rPr>
-          <w:rFonts w:ascii="Times New Roman" w:hAnsi="Times New Roman" w:cs="Times New Roman"/>
-          <w:sz w:val="24"/>
-          <w:szCs w:val="24"/>
-        </w:rPr>
-        <w:t>ASHG Reviewers’ Choice Award</w:t>
-      </w:r>
-      <w:r>
-        <w:rPr>
-          <w:rFonts w:ascii="Times New Roman" w:hAnsi="Times New Roman" w:cs="Times New Roman"/>
-          <w:sz w:val="24"/>
-          <w:szCs w:val="24"/>
-        </w:rPr>
-        <w:tab/>
-        <w:t>2021</w:t>
-      </w:r>
-    </w:p>
-    <w:p>
-      <w:pPr>
-        <w:tabs>
-          <w:tab w:val="right" w:pos="9360"/>
-        </w:tabs>
-        <w:autoSpaceDE w:val="0"/>
-        <w:autoSpaceDN w:val="0"/>
-        <w:adjustRightInd w:val="0"/>
-        <w:spacing w:after="0" w:line="240" w:lineRule="auto"/>
-        <w:rPr>
-          <w:rFonts w:ascii="Times New Roman" w:hAnsi="Times New Roman" w:cs="Times New Roman"/>
-          <w:sz w:val="24"/>
-          <w:szCs w:val="24"/>
-        </w:rPr>
-      </w:pPr>
-      <w:r>
-        <w:rPr>
-          <w:rFonts w:ascii="Times New Roman" w:hAnsi="Times New Roman" w:cs="Times New Roman"/>
-          <w:sz w:val="24"/>
-          <w:szCs w:val="24"/>
-        </w:rPr>
-        <w:t xml:space="preserve">John Harvard Scholar </w:t>
-      </w:r>
-      <w:r>
-        <w:rPr>
-          <w:rFonts w:ascii="Times New Roman" w:hAnsi="Times New Roman" w:cs="Times New Roman"/>
-          <w:sz w:val="24"/>
-          <w:szCs w:val="24"/>
-        </w:rPr>
-        <w:tab/>
-        <w:t>202</w:t>
-      </w:r>
-      <w:r>
-        <w:rPr>
-          <w:rFonts w:ascii="Times New Roman" w:hAnsi="Times New Roman" w:cs="Times New Roman"/>
-          <w:sz w:val="24"/>
-          <w:szCs w:val="24"/>
-        </w:rPr>
-        <w:t>0, 2021</w:t>
-      </w:r>
-    </w:p>
-    <w:p>
-      <w:pPr>
-        <w:tabs>
-          <w:tab w:val="right" w:pos="9360"/>
-        </w:tabs>
-        <w:autoSpaceDE w:val="0"/>
-        <w:autoSpaceDN w:val="0"/>
-        <w:adjustRightInd w:val="0"/>
-        <w:spacing w:after="0" w:line="240" w:lineRule="auto"/>
-        <w:rPr>
-          <w:rFonts w:ascii="Times New Roman" w:hAnsi="Times New Roman" w:cs="Times New Roman"/>
-          <w:iCs/>
-          <w:sz w:val="24"/>
-          <w:szCs w:val="24"/>
-        </w:rPr>
-      </w:pPr>
-      <w:r>
-        <w:rPr>
-          <w:rFonts w:ascii="Times New Roman" w:hAnsi="Times New Roman" w:cs="Times New Roman"/>
-          <w:sz w:val="24"/>
-          <w:szCs w:val="24"/>
-        </w:rPr>
         <w:t>Regeneron (Intel/Westinghouse) Science Talent Search, Finalist</w:t>
-      </w:r>
-      <w:r>
-        <w:rPr>
-          <w:rFonts w:ascii="Times New Roman" w:hAnsi="Times New Roman" w:cs="Times New Roman"/>
-          <w:sz w:val="24"/>
-          <w:szCs w:val="24"/>
-        </w:rPr>
-        <w:tab/>
-      </w:r>
-      <w:r>
-        <w:rPr>
-          <w:rFonts w:ascii="Times New Roman" w:hAnsi="Times New Roman" w:cs="Times New Roman"/>
-          <w:iCs/>
-          <w:sz w:val="24"/>
-          <w:szCs w:val="24"/>
-        </w:rPr>
-        <w:t>20</w:t>
-      </w:r>
-      <w:r>
-        <w:rPr>
-          <w:rFonts w:ascii="Times New Roman" w:hAnsi="Times New Roman" w:cs="Times New Roman"/>
-          <w:iCs/>
-          <w:sz w:val="24"/>
-          <w:szCs w:val="24"/>
-        </w:rPr>
-        <w:t>18</w:t>
-      </w:r>
-    </w:p>
-    <w:p>
-      <w:pPr>
-        <w:tabs>
-          <w:tab w:val="right" w:pos="9360"/>
-        </w:tabs>
-        <w:autoSpaceDE w:val="0"/>
-        <w:autoSpaceDN w:val="0"/>
-        <w:adjustRightInd w:val="0"/>
-        <w:spacing w:after="0" w:line="240" w:lineRule="auto"/>
-        <w:rPr>
-          <w:rFonts w:ascii="Times New Roman" w:hAnsi="Times New Roman" w:cs="Times New Roman"/>
-          <w:iCs/>
-          <w:sz w:val="24"/>
-          <w:szCs w:val="24"/>
-        </w:rPr>
-      </w:pPr>
-      <w:r>
-        <w:rPr>
-          <w:rFonts w:ascii="Times New Roman" w:hAnsi="Times New Roman" w:cs="Times New Roman"/>
-          <w:sz w:val="24"/>
-          <w:szCs w:val="24"/>
-        </w:rPr>
-        <w:t>Davidson Fellows, Honorable Mention</w:t>
       </w:r>
       <w:r>
         <w:rPr>
@@ -2713,7 +2825,25 @@
           <w:sz w:val="24"/>
           <w:szCs w:val="24"/>
         </w:rPr>
-        <w:t>(Prof. Michael Mitzenmacher)</w:t>
+        <w:t xml:space="preserve">(Prof. Michael </w:t>
+      </w:r>
+      <w:proofErr w:type="spellStart"/>
+      <w:r>
+        <w:rPr>
+          <w:rFonts w:ascii="Times New Roman" w:hAnsi="Times New Roman" w:cs="Times New Roman"/>
+          <w:sz w:val="24"/>
+          <w:szCs w:val="24"/>
+        </w:rPr>
+        <w:t>Mitzenmacher</w:t>
+      </w:r>
+      <w:proofErr w:type="spellEnd"/>
+      <w:r>
+        <w:rPr>
+          <w:rFonts w:ascii="Times New Roman" w:hAnsi="Times New Roman" w:cs="Times New Roman"/>
+          <w:sz w:val="24"/>
+          <w:szCs w:val="24"/>
+        </w:rPr>
+        <w:t>)</w:t>
       </w:r>
       <w:r>
         <w:rPr>
@@ -3105,7 +3235,25 @@
           <w:sz w:val="24"/>
           <w:szCs w:val="24"/>
         </w:rPr>
-        <w:t>Reviewer, Neural Information Processing Systems (NeurIPS)</w:t>
+        <w:t>Reviewer, Neural Information Processing Systems (</w:t>
+      </w:r>
+      <w:proofErr w:type="spellStart"/>
+      <w:r>
+        <w:rPr>
+          <w:rFonts w:ascii="Times New Roman" w:hAnsi="Times New Roman" w:cs="Times New Roman"/>
+          <w:sz w:val="24"/>
+          <w:szCs w:val="24"/>
+        </w:rPr>
+        <w:t>NeurIPS</w:t>
+      </w:r>
+      <w:proofErr w:type="spellEnd"/>
+      <w:r>
+        <w:rPr>
+          <w:rFonts w:ascii="Times New Roman" w:hAnsi="Times New Roman" w:cs="Times New Roman"/>
+          <w:sz w:val="24"/>
+          <w:szCs w:val="24"/>
+        </w:rPr>
+        <w:t>)</w:t>
       </w:r>
       <w:r>
         <w:rPr>
@@ -3343,7 +3491,6 @@
           <w:sz w:val="24"/>
           <w:szCs w:val="24"/>
         </w:rPr>
-        <w:lastRenderedPageBreak/>
         <w:t>Non-Resident Tutor, Mather House (Harvard University)</w:t>
       </w:r>
       <w:r>
@@ -3878,13 +4025,23 @@
           <w:szCs w:val="24"/>
         </w:rPr>
       </w:pPr>
-      <w:r>
-        <w:rPr>
-          <w:rFonts w:ascii="Times New Roman" w:hAnsi="Times New Roman" w:cs="Times New Roman"/>
-          <w:sz w:val="24"/>
-          <w:szCs w:val="24"/>
-        </w:rPr>
-        <w:t>Hyunghoon Cho</w:t>
+      <w:proofErr w:type="spellStart"/>
+      <w:r>
+        <w:rPr>
+          <w:rFonts w:ascii="Times New Roman" w:hAnsi="Times New Roman" w:cs="Times New Roman"/>
+          <w:sz w:val="24"/>
+          <w:szCs w:val="24"/>
+        </w:rPr>
+        <w:t>Hyunghoon</w:t>
+      </w:r>
+      <w:proofErr w:type="spellEnd"/>
+      <w:r>
+        <w:rPr>
+          <w:rFonts w:ascii="Times New Roman" w:hAnsi="Times New Roman" w:cs="Times New Roman"/>
+          <w:sz w:val="24"/>
+          <w:szCs w:val="24"/>
+        </w:rPr>
+        <w:t xml:space="preserve"> Cho</w:t>
       </w:r>
     </w:p>
     <w:p>
@@ -4038,12 +4195,28 @@
         <w:rFonts w:ascii="Times New Roman" w:hAnsi="Times New Roman" w:cs="Times New Roman"/>
       </w:rPr>
     </w:pPr>
+    <w:proofErr w:type="spellStart"/>
     <w:r>
       <w:rPr>
         <w:rFonts w:ascii="Times New Roman" w:hAnsi="Times New Roman" w:cs="Times New Roman"/>
       </w:rPr>
-      <w:t>Shuvom Sadhuka</w:t>
+      <w:t>Shuvom</w:t>
     </w:r>
+    <w:proofErr w:type="spellEnd"/>
+    <w:r>
+      <w:rPr>
+        <w:rFonts w:ascii="Times New Roman" w:hAnsi="Times New Roman" w:cs="Times New Roman"/>
+      </w:rPr>
+      <w:t xml:space="preserve"> </w:t>
+    </w:r>
+    <w:proofErr w:type="spellStart"/>
+    <w:r>
+      <w:rPr>
+        <w:rFonts w:ascii="Times New Roman" w:hAnsi="Times New Roman" w:cs="Times New Roman"/>
+      </w:rPr>
+      <w:t>Sadhuka</w:t>
+    </w:r>
+    <w:proofErr w:type="spellEnd"/>
   </w:p>
 </w:ftr>
 </file>

--- a/files/cv_sep24.docx
+++ b/files/cv_sep24.docx
@@ -71,7 +71,7 @@
           <w:sz w:val="24"/>
           <w:szCs w:val="24"/>
         </w:rPr>
-        <w:t>2</w:t>
+        <w:t>4</w:t>
       </w:r>
       <w:r>
         <w:rPr>
@@ -735,6 +735,70 @@
           <w:bCs/>
           <w:sz w:val="24"/>
           <w:szCs w:val="24"/>
+        </w:rPr>
+        <w:t>[w] = working paper and/or under review</w:t>
+      </w:r>
+      <w:r>
+        <w:rPr>
+          <w:rFonts w:ascii="Times New Roman" w:hAnsi="Times New Roman" w:cs="Times New Roman"/>
+          <w:bCs/>
+          <w:sz w:val="24"/>
+          <w:szCs w:val="24"/>
+        </w:rPr>
+        <w:t xml:space="preserve">, </w:t>
+      </w:r>
+      <w:r>
+        <w:rPr>
+          <w:rFonts w:ascii="Times New Roman" w:hAnsi="Times New Roman" w:cs="Times New Roman"/>
+          <w:bCs/>
+          <w:sz w:val="24"/>
+          <w:szCs w:val="24"/>
+        </w:rPr>
+        <w:t>[p] = full publication</w:t>
+      </w:r>
+    </w:p>
+    <w:p>
+      <w:pPr>
+        <w:autoSpaceDE w:val="0"/>
+        <w:autoSpaceDN w:val="0"/>
+        <w:adjustRightInd w:val="0"/>
+        <w:spacing w:after="0" w:line="240" w:lineRule="auto"/>
+        <w:rPr>
+          <w:rFonts w:ascii="Times New Roman" w:hAnsi="Times New Roman" w:cs="Times New Roman"/>
+          <w:bCs/>
+          <w:sz w:val="24"/>
+          <w:szCs w:val="24"/>
+        </w:rPr>
+      </w:pPr>
+    </w:p>
+    <w:p>
+      <w:pPr>
+        <w:autoSpaceDE w:val="0"/>
+        <w:autoSpaceDN w:val="0"/>
+        <w:adjustRightInd w:val="0"/>
+        <w:spacing w:after="0" w:line="240" w:lineRule="auto"/>
+        <w:rPr>
+          <w:rFonts w:ascii="Times New Roman" w:hAnsi="Times New Roman" w:cs="Times New Roman"/>
+          <w:bCs/>
+          <w:sz w:val="24"/>
+          <w:szCs w:val="24"/>
+        </w:rPr>
+      </w:pPr>
+      <w:r>
+        <w:rPr>
+          <w:rFonts w:ascii="Times New Roman" w:hAnsi="Times New Roman" w:cs="Times New Roman"/>
+          <w:bCs/>
+          <w:sz w:val="24"/>
+          <w:szCs w:val="24"/>
+        </w:rPr>
+        <w:t xml:space="preserve">[w] </w:t>
+      </w:r>
+      <w:r>
+        <w:rPr>
+          <w:rFonts w:ascii="Times New Roman" w:hAnsi="Times New Roman" w:cs="Times New Roman"/>
+          <w:bCs/>
+          <w:sz w:val="24"/>
+          <w:szCs w:val="24"/>
           <w:u w:val="single"/>
         </w:rPr>
         <w:t xml:space="preserve">S. </w:t>
@@ -758,7 +822,16 @@
           <w:sz w:val="24"/>
           <w:szCs w:val="24"/>
         </w:rPr>
-        <w:t>. S. Lin, B. Berger</w:t>
+        <w:t>,</w:t>
+      </w:r>
+      <w:r>
+        <w:rPr>
+          <w:rFonts w:ascii="Times New Roman" w:hAnsi="Times New Roman" w:cs="Times New Roman"/>
+          <w:bCs/>
+          <w:sz w:val="24"/>
+          <w:szCs w:val="24"/>
+        </w:rPr>
+        <w:t xml:space="preserve"> S. Lin, B. Berger</w:t>
       </w:r>
       <w:r>
         <w:rPr>
@@ -832,9 +905,29 @@
           <w:sz w:val="24"/>
           <w:szCs w:val="24"/>
         </w:rPr>
-        <w:t xml:space="preserve">. Under review 2024. </w:t>
-      </w:r>
-      <w:r>
+        <w:t>. Under review 2024</w:t>
+      </w:r>
+    </w:p>
+    <w:p>
+      <w:pPr>
+        <w:autoSpaceDE w:val="0"/>
+        <w:autoSpaceDN w:val="0"/>
+        <w:adjustRightInd w:val="0"/>
+        <w:spacing w:after="0" w:line="240" w:lineRule="auto"/>
+        <w:rPr>
+          <w:rFonts w:ascii="Times New Roman" w:hAnsi="Times New Roman" w:cs="Times New Roman"/>
+          <w:bCs/>
+          <w:sz w:val="24"/>
+          <w:szCs w:val="24"/>
+        </w:rPr>
+      </w:pPr>
+    </w:p>
+    <w:p>
+      <w:pPr>
+        <w:autoSpaceDE w:val="0"/>
+        <w:autoSpaceDN w:val="0"/>
+        <w:adjustRightInd w:val="0"/>
+        <w:spacing w:after="0" w:line="240" w:lineRule="auto"/>
         <w:rPr>
           <w:rFonts w:ascii="Times New Roman" w:hAnsi="Times New Roman" w:cs="Times New Roman"/>
           <w:bCs/>
@@ -843,42 +936,23 @@
           <w:sz w:val="24"/>
           <w:szCs w:val="24"/>
         </w:rPr>
-        <w:t>Working paper</w:t>
-      </w:r>
-    </w:p>
-    <w:p>
-      <w:pPr>
-        <w:autoSpaceDE w:val="0"/>
-        <w:autoSpaceDN w:val="0"/>
-        <w:adjustRightInd w:val="0"/>
-        <w:spacing w:after="0" w:line="240" w:lineRule="auto"/>
-        <w:rPr>
-          <w:rFonts w:ascii="Times New Roman" w:hAnsi="Times New Roman" w:cs="Times New Roman"/>
-          <w:bCs/>
-          <w:sz w:val="24"/>
-          <w:szCs w:val="24"/>
-        </w:rPr>
-      </w:pPr>
-    </w:p>
-    <w:p>
-      <w:pPr>
-        <w:autoSpaceDE w:val="0"/>
-        <w:autoSpaceDN w:val="0"/>
-        <w:adjustRightInd w:val="0"/>
-        <w:spacing w:after="0" w:line="240" w:lineRule="auto"/>
-        <w:rPr>
-          <w:rFonts w:ascii="Times New Roman" w:hAnsi="Times New Roman" w:cs="Times New Roman"/>
-          <w:bCs/>
-          <w:sz w:val="24"/>
-          <w:szCs w:val="24"/>
-        </w:rPr>
-      </w:pPr>
-      <w:r>
-        <w:rPr>
-          <w:rFonts w:ascii="Times New Roman" w:hAnsi="Times New Roman" w:cs="Times New Roman"/>
-          <w:bCs/>
-          <w:sz w:val="24"/>
-          <w:szCs w:val="24"/>
+      </w:pPr>
+      <w:r>
+        <w:rPr>
+          <w:rFonts w:ascii="Times New Roman" w:hAnsi="Times New Roman" w:cs="Times New Roman"/>
+          <w:bCs/>
+          <w:sz w:val="24"/>
+          <w:szCs w:val="24"/>
+        </w:rPr>
+        <w:t xml:space="preserve">[w] D. Shanmugam*, </w:t>
+      </w:r>
+      <w:r>
+        <w:rPr>
+          <w:rFonts w:ascii="Times New Roman" w:hAnsi="Times New Roman" w:cs="Times New Roman"/>
+          <w:bCs/>
+          <w:sz w:val="24"/>
+          <w:szCs w:val="24"/>
+          <w:u w:val="single"/>
         </w:rPr>
         <w:t xml:space="preserve">S. </w:t>
       </w:r>
@@ -889,6 +963,113 @@
           <w:bCs/>
           <w:sz w:val="24"/>
           <w:szCs w:val="24"/>
+          <w:u w:val="single"/>
+        </w:rPr>
+        <w:t>Sadhuka</w:t>
+      </w:r>
+      <w:proofErr w:type="spellEnd"/>
+      <w:r>
+        <w:rPr>
+          <w:rFonts w:ascii="Times New Roman" w:hAnsi="Times New Roman" w:cs="Times New Roman"/>
+          <w:bCs/>
+          <w:sz w:val="24"/>
+          <w:szCs w:val="24"/>
+        </w:rPr>
+        <w:t xml:space="preserve">*, M. Raghavan, J. Guttag, B. Berger, E. Pierson. </w:t>
+      </w:r>
+      <w:r>
+        <w:rPr>
+          <w:rFonts w:ascii="Times New Roman" w:hAnsi="Times New Roman" w:cs="Times New Roman"/>
+          <w:bCs/>
+          <w:i/>
+          <w:iCs/>
+          <w:sz w:val="24"/>
+          <w:szCs w:val="24"/>
+        </w:rPr>
+        <w:t>Evaluating Models with Labeled and Unlabeled Data</w:t>
+      </w:r>
+      <w:r>
+        <w:rPr>
+          <w:rFonts w:ascii="Times New Roman" w:hAnsi="Times New Roman" w:cs="Times New Roman"/>
+          <w:bCs/>
+          <w:sz w:val="24"/>
+          <w:szCs w:val="24"/>
+        </w:rPr>
+        <w:t xml:space="preserve">. </w:t>
+      </w:r>
+      <w:r>
+        <w:rPr>
+          <w:rFonts w:ascii="Times New Roman" w:hAnsi="Times New Roman" w:cs="Times New Roman"/>
+          <w:bCs/>
+          <w:i/>
+          <w:iCs/>
+          <w:sz w:val="24"/>
+          <w:szCs w:val="24"/>
+        </w:rPr>
+        <w:t xml:space="preserve">ICLR Workshop on Data-Centric Machine Learning Research </w:t>
+      </w:r>
+      <w:r>
+        <w:rPr>
+          <w:rFonts w:ascii="Times New Roman" w:hAnsi="Times New Roman" w:cs="Times New Roman"/>
+          <w:bCs/>
+          <w:sz w:val="24"/>
+          <w:szCs w:val="24"/>
+        </w:rPr>
+        <w:t>2024. Under review 2024</w:t>
+      </w:r>
+    </w:p>
+    <w:p>
+      <w:pPr>
+        <w:autoSpaceDE w:val="0"/>
+        <w:autoSpaceDN w:val="0"/>
+        <w:adjustRightInd w:val="0"/>
+        <w:spacing w:after="0" w:line="240" w:lineRule="auto"/>
+        <w:rPr>
+          <w:rFonts w:ascii="Times New Roman" w:hAnsi="Times New Roman" w:cs="Times New Roman"/>
+          <w:bCs/>
+          <w:sz w:val="24"/>
+          <w:szCs w:val="24"/>
+        </w:rPr>
+      </w:pPr>
+    </w:p>
+    <w:p>
+      <w:pPr>
+        <w:autoSpaceDE w:val="0"/>
+        <w:autoSpaceDN w:val="0"/>
+        <w:adjustRightInd w:val="0"/>
+        <w:spacing w:after="0" w:line="240" w:lineRule="auto"/>
+        <w:rPr>
+          <w:rFonts w:ascii="Times New Roman" w:hAnsi="Times New Roman" w:cs="Times New Roman"/>
+          <w:bCs/>
+          <w:sz w:val="24"/>
+          <w:szCs w:val="24"/>
+        </w:rPr>
+      </w:pPr>
+      <w:r>
+        <w:rPr>
+          <w:rFonts w:ascii="Times New Roman" w:hAnsi="Times New Roman" w:cs="Times New Roman"/>
+          <w:bCs/>
+          <w:sz w:val="24"/>
+          <w:szCs w:val="24"/>
+        </w:rPr>
+        <w:t xml:space="preserve">[w] </w:t>
+      </w:r>
+      <w:r>
+        <w:rPr>
+          <w:rFonts w:ascii="Times New Roman" w:hAnsi="Times New Roman" w:cs="Times New Roman"/>
+          <w:bCs/>
+          <w:sz w:val="24"/>
+          <w:szCs w:val="24"/>
+        </w:rPr>
+        <w:t xml:space="preserve">S. </w:t>
+      </w:r>
+      <w:proofErr w:type="spellStart"/>
+      <w:r>
+        <w:rPr>
+          <w:rFonts w:ascii="Times New Roman" w:hAnsi="Times New Roman" w:cs="Times New Roman"/>
+          <w:bCs/>
+          <w:sz w:val="24"/>
+          <w:szCs w:val="24"/>
         </w:rPr>
         <w:t>Balachandar</w:t>
       </w:r>
@@ -977,34 +1158,167 @@
         <w:rPr>
           <w:rFonts w:ascii="Times New Roman" w:hAnsi="Times New Roman" w:cs="Times New Roman"/>
           <w:bCs/>
+          <w:sz w:val="24"/>
+          <w:szCs w:val="24"/>
+        </w:rPr>
+        <w:t>Under review 2024</w:t>
+      </w:r>
+    </w:p>
+    <w:p>
+      <w:pPr>
+        <w:autoSpaceDE w:val="0"/>
+        <w:autoSpaceDN w:val="0"/>
+        <w:adjustRightInd w:val="0"/>
+        <w:spacing w:after="0" w:line="240" w:lineRule="auto"/>
+        <w:rPr>
+          <w:rFonts w:ascii="Times New Roman" w:hAnsi="Times New Roman" w:cs="Times New Roman"/>
+          <w:bCs/>
+          <w:sz w:val="24"/>
+          <w:szCs w:val="24"/>
+        </w:rPr>
+      </w:pPr>
+    </w:p>
+    <w:p>
+      <w:pPr>
+        <w:autoSpaceDE w:val="0"/>
+        <w:autoSpaceDN w:val="0"/>
+        <w:adjustRightInd w:val="0"/>
+        <w:spacing w:after="0" w:line="240" w:lineRule="auto"/>
+        <w:rPr>
+          <w:rFonts w:ascii="Times New Roman" w:hAnsi="Times New Roman" w:cs="Times New Roman"/>
+          <w:bCs/>
+          <w:sz w:val="24"/>
+          <w:szCs w:val="24"/>
+        </w:rPr>
+      </w:pPr>
+      <w:r>
+        <w:rPr>
+          <w:rFonts w:ascii="Times New Roman" w:hAnsi="Times New Roman" w:cs="Times New Roman"/>
+          <w:bCs/>
+          <w:sz w:val="24"/>
+          <w:szCs w:val="24"/>
+        </w:rPr>
+        <w:t xml:space="preserve">[p] </w:t>
+      </w:r>
+      <w:r>
+        <w:rPr>
+          <w:rFonts w:ascii="Times New Roman" w:hAnsi="Times New Roman" w:cs="Times New Roman"/>
+          <w:bCs/>
+          <w:sz w:val="24"/>
+          <w:szCs w:val="24"/>
+        </w:rPr>
+        <w:t xml:space="preserve">H. Cho, D. </w:t>
+      </w:r>
+      <w:proofErr w:type="spellStart"/>
+      <w:r>
+        <w:rPr>
+          <w:rFonts w:ascii="Times New Roman" w:hAnsi="Times New Roman" w:cs="Times New Roman"/>
+          <w:bCs/>
+          <w:sz w:val="24"/>
+          <w:szCs w:val="24"/>
+        </w:rPr>
+        <w:t>Froelicher</w:t>
+      </w:r>
+      <w:proofErr w:type="spellEnd"/>
+      <w:r>
+        <w:rPr>
+          <w:rFonts w:ascii="Times New Roman" w:hAnsi="Times New Roman" w:cs="Times New Roman"/>
+          <w:bCs/>
+          <w:sz w:val="24"/>
+          <w:szCs w:val="24"/>
+        </w:rPr>
+        <w:t xml:space="preserve">*, N. </w:t>
+      </w:r>
+      <w:proofErr w:type="spellStart"/>
+      <w:r>
+        <w:rPr>
+          <w:rFonts w:ascii="Times New Roman" w:hAnsi="Times New Roman" w:cs="Times New Roman"/>
+          <w:bCs/>
+          <w:sz w:val="24"/>
+          <w:szCs w:val="24"/>
+        </w:rPr>
+        <w:t>Dokmai</w:t>
+      </w:r>
+      <w:proofErr w:type="spellEnd"/>
+      <w:r>
+        <w:rPr>
+          <w:rFonts w:ascii="Times New Roman" w:hAnsi="Times New Roman" w:cs="Times New Roman"/>
+          <w:bCs/>
+          <w:sz w:val="24"/>
+          <w:szCs w:val="24"/>
+        </w:rPr>
+        <w:t xml:space="preserve">*, A. Nandi*, </w:t>
+      </w:r>
+      <w:r>
+        <w:rPr>
+          <w:rFonts w:ascii="Times New Roman" w:hAnsi="Times New Roman" w:cs="Times New Roman"/>
+          <w:bCs/>
+          <w:sz w:val="24"/>
+          <w:szCs w:val="24"/>
+          <w:u w:val="single"/>
+        </w:rPr>
+        <w:t xml:space="preserve">S. </w:t>
+      </w:r>
+      <w:proofErr w:type="spellStart"/>
+      <w:r>
+        <w:rPr>
+          <w:rFonts w:ascii="Times New Roman" w:hAnsi="Times New Roman" w:cs="Times New Roman"/>
+          <w:bCs/>
+          <w:sz w:val="24"/>
+          <w:szCs w:val="24"/>
+          <w:u w:val="single"/>
+        </w:rPr>
+        <w:t>Sadhuka</w:t>
+      </w:r>
+      <w:proofErr w:type="spellEnd"/>
+      <w:r>
+        <w:rPr>
+          <w:rFonts w:ascii="Times New Roman" w:hAnsi="Times New Roman" w:cs="Times New Roman"/>
+          <w:bCs/>
+          <w:sz w:val="24"/>
+          <w:szCs w:val="24"/>
+        </w:rPr>
+        <w:t xml:space="preserve">*, </w:t>
+      </w:r>
+      <w:r>
+        <w:rPr>
+          <w:rFonts w:ascii="Times New Roman" w:hAnsi="Times New Roman" w:cs="Times New Roman"/>
+          <w:bCs/>
+          <w:sz w:val="24"/>
+          <w:szCs w:val="24"/>
+        </w:rPr>
+        <w:t>M. Hong*, B. Berger</w:t>
+      </w:r>
+      <w:r>
+        <w:rPr>
+          <w:rFonts w:ascii="Times New Roman" w:hAnsi="Times New Roman" w:cs="Times New Roman"/>
+          <w:bCs/>
+          <w:sz w:val="24"/>
+          <w:szCs w:val="24"/>
+        </w:rPr>
+        <w:t xml:space="preserve">. </w:t>
+      </w:r>
+      <w:r>
+        <w:rPr>
+          <w:rFonts w:ascii="Times New Roman" w:hAnsi="Times New Roman" w:cs="Times New Roman"/>
+          <w:bCs/>
           <w:i/>
           <w:iCs/>
           <w:sz w:val="24"/>
           <w:szCs w:val="24"/>
         </w:rPr>
-        <w:t>Working paper</w:t>
-      </w:r>
-    </w:p>
-    <w:p>
-      <w:pPr>
-        <w:autoSpaceDE w:val="0"/>
-        <w:autoSpaceDN w:val="0"/>
-        <w:adjustRightInd w:val="0"/>
-        <w:spacing w:after="0" w:line="240" w:lineRule="auto"/>
-        <w:rPr>
-          <w:rFonts w:ascii="Times New Roman" w:hAnsi="Times New Roman" w:cs="Times New Roman"/>
-          <w:bCs/>
-          <w:sz w:val="24"/>
-          <w:szCs w:val="24"/>
-        </w:rPr>
-      </w:pPr>
-    </w:p>
-    <w:p>
-      <w:pPr>
-        <w:autoSpaceDE w:val="0"/>
-        <w:autoSpaceDN w:val="0"/>
-        <w:adjustRightInd w:val="0"/>
-        <w:spacing w:after="0" w:line="240" w:lineRule="auto"/>
+        <w:t>Privacy-Enhancing Technologies in Biomedical Data Science</w:t>
+      </w:r>
+      <w:r>
+        <w:rPr>
+          <w:rFonts w:ascii="Times New Roman" w:hAnsi="Times New Roman" w:cs="Times New Roman"/>
+          <w:bCs/>
+          <w:sz w:val="24"/>
+          <w:szCs w:val="24"/>
+        </w:rPr>
+        <w:t xml:space="preserve">. </w:t>
+      </w:r>
+      <w:r>
         <w:rPr>
           <w:rFonts w:ascii="Times New Roman" w:hAnsi="Times New Roman" w:cs="Times New Roman"/>
           <w:bCs/>
@@ -1013,15 +1327,53 @@
           <w:sz w:val="24"/>
           <w:szCs w:val="24"/>
         </w:rPr>
-      </w:pPr>
-      <w:r>
-        <w:rPr>
-          <w:rFonts w:ascii="Times New Roman" w:hAnsi="Times New Roman" w:cs="Times New Roman"/>
-          <w:bCs/>
-          <w:sz w:val="24"/>
-          <w:szCs w:val="24"/>
-        </w:rPr>
-        <w:t xml:space="preserve">D. Shanmugam*, </w:t>
+        <w:t xml:space="preserve">Annual Reviews in Biomedical Data Science </w:t>
+      </w:r>
+      <w:r>
+        <w:rPr>
+          <w:rFonts w:ascii="Times New Roman" w:hAnsi="Times New Roman" w:cs="Times New Roman"/>
+          <w:bCs/>
+          <w:sz w:val="24"/>
+          <w:szCs w:val="24"/>
+        </w:rPr>
+        <w:t>2024</w:t>
+      </w:r>
+    </w:p>
+    <w:p>
+      <w:pPr>
+        <w:autoSpaceDE w:val="0"/>
+        <w:autoSpaceDN w:val="0"/>
+        <w:adjustRightInd w:val="0"/>
+        <w:spacing w:after="0" w:line="240" w:lineRule="auto"/>
+        <w:rPr>
+          <w:rFonts w:ascii="Times New Roman" w:hAnsi="Times New Roman" w:cs="Times New Roman"/>
+          <w:bCs/>
+          <w:sz w:val="24"/>
+          <w:szCs w:val="24"/>
+        </w:rPr>
+      </w:pPr>
+    </w:p>
+    <w:p>
+      <w:pPr>
+        <w:autoSpaceDE w:val="0"/>
+        <w:autoSpaceDN w:val="0"/>
+        <w:adjustRightInd w:val="0"/>
+        <w:spacing w:after="0" w:line="240" w:lineRule="auto"/>
+        <w:rPr>
+          <w:rFonts w:ascii="Times New Roman" w:hAnsi="Times New Roman" w:cs="Times New Roman"/>
+          <w:bCs/>
+          <w:sz w:val="24"/>
+          <w:szCs w:val="24"/>
+        </w:rPr>
+      </w:pPr>
+      <w:r>
+        <w:rPr>
+          <w:rFonts w:ascii="Times New Roman" w:hAnsi="Times New Roman" w:cs="Times New Roman"/>
+          <w:bCs/>
+          <w:sz w:val="24"/>
+          <w:szCs w:val="24"/>
+        </w:rPr>
+        <w:t xml:space="preserve">[p] </w:t>
       </w:r>
       <w:r>
         <w:rPr>
@@ -1052,7 +1404,7 @@
           <w:sz w:val="24"/>
           <w:szCs w:val="24"/>
         </w:rPr>
-        <w:t xml:space="preserve">*, M. Raghavan, J. Guttag, B. Berger, E. Pierson. </w:t>
+        <w:t xml:space="preserve">, D. Fridman, H. Cho, B. Berger. </w:t>
       </w:r>
       <w:r>
         <w:rPr>
@@ -1063,7 +1415,7 @@
           <w:sz w:val="24"/>
           <w:szCs w:val="24"/>
         </w:rPr>
-        <w:t>Multi-model Evaluation with Labeled and Unlabeled Data</w:t>
+        <w:t>Assessing transcriptomic reidentification risks using discriminative sequence models</w:t>
       </w:r>
       <w:r>
         <w:rPr>
@@ -1083,25 +1435,16 @@
           <w:sz w:val="24"/>
           <w:szCs w:val="24"/>
         </w:rPr>
-        <w:t xml:space="preserve">ICLR Workshop on Data-Centric Machine Learning Research </w:t>
-      </w:r>
-      <w:r>
-        <w:rPr>
-          <w:rFonts w:ascii="Times New Roman" w:hAnsi="Times New Roman" w:cs="Times New Roman"/>
-          <w:bCs/>
-          <w:sz w:val="24"/>
-          <w:szCs w:val="24"/>
-        </w:rPr>
-        <w:t>2024</w:t>
-      </w:r>
-      <w:r>
-        <w:rPr>
-          <w:rFonts w:ascii="Times New Roman" w:hAnsi="Times New Roman" w:cs="Times New Roman"/>
-          <w:bCs/>
-          <w:sz w:val="24"/>
-          <w:szCs w:val="24"/>
-        </w:rPr>
-        <w:t>.</w:t>
+        <w:t>Genome Research</w:t>
+      </w:r>
+      <w:r>
+        <w:rPr>
+          <w:rFonts w:ascii="Times New Roman" w:hAnsi="Times New Roman" w:cs="Times New Roman"/>
+          <w:bCs/>
+          <w:sz w:val="24"/>
+          <w:szCs w:val="24"/>
+        </w:rPr>
+        <w:t xml:space="preserve"> 2023</w:t>
       </w:r>
       <w:r>
         <w:rPr>
@@ -1116,344 +1459,66 @@
         <w:rPr>
           <w:rFonts w:ascii="Times New Roman" w:hAnsi="Times New Roman" w:cs="Times New Roman"/>
           <w:bCs/>
-          <w:i/>
-          <w:iCs/>
-          <w:sz w:val="24"/>
-          <w:szCs w:val="24"/>
-        </w:rPr>
-        <w:t>Working paper</w:t>
-      </w:r>
-    </w:p>
-    <w:p>
-      <w:pPr>
-        <w:autoSpaceDE w:val="0"/>
-        <w:autoSpaceDN w:val="0"/>
-        <w:adjustRightInd w:val="0"/>
-        <w:spacing w:after="0" w:line="240" w:lineRule="auto"/>
-        <w:rPr>
-          <w:rFonts w:ascii="Times New Roman" w:hAnsi="Times New Roman" w:cs="Times New Roman"/>
-          <w:bCs/>
-          <w:sz w:val="24"/>
-          <w:szCs w:val="24"/>
-        </w:rPr>
-      </w:pPr>
-    </w:p>
-    <w:p>
-      <w:pPr>
-        <w:autoSpaceDE w:val="0"/>
-        <w:autoSpaceDN w:val="0"/>
-        <w:adjustRightInd w:val="0"/>
-        <w:spacing w:after="0" w:line="240" w:lineRule="auto"/>
-        <w:rPr>
-          <w:rFonts w:ascii="Times New Roman" w:hAnsi="Times New Roman" w:cs="Times New Roman"/>
-          <w:bCs/>
-          <w:sz w:val="24"/>
-          <w:szCs w:val="24"/>
-        </w:rPr>
-      </w:pPr>
-      <w:r>
-        <w:rPr>
-          <w:rFonts w:ascii="Times New Roman" w:hAnsi="Times New Roman" w:cs="Times New Roman"/>
-          <w:bCs/>
-          <w:sz w:val="24"/>
-          <w:szCs w:val="24"/>
-        </w:rPr>
-        <w:t xml:space="preserve">H. Cho, D. </w:t>
-      </w:r>
-      <w:proofErr w:type="spellStart"/>
-      <w:r>
-        <w:rPr>
-          <w:rFonts w:ascii="Times New Roman" w:hAnsi="Times New Roman" w:cs="Times New Roman"/>
-          <w:bCs/>
-          <w:sz w:val="24"/>
-          <w:szCs w:val="24"/>
-        </w:rPr>
-        <w:t>Froelicher</w:t>
-      </w:r>
-      <w:proofErr w:type="spellEnd"/>
-      <w:r>
-        <w:rPr>
-          <w:rFonts w:ascii="Times New Roman" w:hAnsi="Times New Roman" w:cs="Times New Roman"/>
-          <w:bCs/>
-          <w:sz w:val="24"/>
-          <w:szCs w:val="24"/>
-        </w:rPr>
-        <w:t xml:space="preserve">*, N. </w:t>
-      </w:r>
-      <w:proofErr w:type="spellStart"/>
-      <w:r>
-        <w:rPr>
-          <w:rFonts w:ascii="Times New Roman" w:hAnsi="Times New Roman" w:cs="Times New Roman"/>
-          <w:bCs/>
-          <w:sz w:val="24"/>
-          <w:szCs w:val="24"/>
-        </w:rPr>
-        <w:t>Dokmai</w:t>
-      </w:r>
-      <w:proofErr w:type="spellEnd"/>
-      <w:r>
-        <w:rPr>
-          <w:rFonts w:ascii="Times New Roman" w:hAnsi="Times New Roman" w:cs="Times New Roman"/>
-          <w:bCs/>
-          <w:sz w:val="24"/>
-          <w:szCs w:val="24"/>
-        </w:rPr>
-        <w:t xml:space="preserve">*, A. Nandi*, </w:t>
-      </w:r>
-      <w:r>
-        <w:rPr>
-          <w:rFonts w:ascii="Times New Roman" w:hAnsi="Times New Roman" w:cs="Times New Roman"/>
-          <w:bCs/>
-          <w:sz w:val="24"/>
-          <w:szCs w:val="24"/>
-          <w:u w:val="single"/>
-        </w:rPr>
-        <w:t xml:space="preserve">S. </w:t>
-      </w:r>
-      <w:proofErr w:type="spellStart"/>
-      <w:r>
-        <w:rPr>
-          <w:rFonts w:ascii="Times New Roman" w:hAnsi="Times New Roman" w:cs="Times New Roman"/>
-          <w:bCs/>
-          <w:sz w:val="24"/>
-          <w:szCs w:val="24"/>
-          <w:u w:val="single"/>
-        </w:rPr>
-        <w:t>Sadhuka</w:t>
-      </w:r>
-      <w:proofErr w:type="spellEnd"/>
-      <w:r>
-        <w:rPr>
-          <w:rFonts w:ascii="Times New Roman" w:hAnsi="Times New Roman" w:cs="Times New Roman"/>
-          <w:bCs/>
-          <w:sz w:val="24"/>
-          <w:szCs w:val="24"/>
-        </w:rPr>
-        <w:t xml:space="preserve">*, </w:t>
-      </w:r>
-      <w:r>
-        <w:rPr>
-          <w:rFonts w:ascii="Times New Roman" w:hAnsi="Times New Roman" w:cs="Times New Roman"/>
-          <w:bCs/>
-          <w:sz w:val="24"/>
-          <w:szCs w:val="24"/>
-        </w:rPr>
-        <w:t>M. Hong*, B. Berger</w:t>
-      </w:r>
-      <w:r>
-        <w:rPr>
-          <w:rFonts w:ascii="Times New Roman" w:hAnsi="Times New Roman" w:cs="Times New Roman"/>
-          <w:bCs/>
-          <w:sz w:val="24"/>
-          <w:szCs w:val="24"/>
-        </w:rPr>
-        <w:t xml:space="preserve">. </w:t>
-      </w:r>
-      <w:r>
-        <w:rPr>
-          <w:rFonts w:ascii="Times New Roman" w:hAnsi="Times New Roman" w:cs="Times New Roman"/>
-          <w:bCs/>
-          <w:i/>
-          <w:iCs/>
-          <w:sz w:val="24"/>
-          <w:szCs w:val="24"/>
-        </w:rPr>
-        <w:t>Privacy-Enhancing Technologies in Biomedical Data Science</w:t>
-      </w:r>
-      <w:r>
-        <w:rPr>
-          <w:rFonts w:ascii="Times New Roman" w:hAnsi="Times New Roman" w:cs="Times New Roman"/>
-          <w:bCs/>
-          <w:sz w:val="24"/>
-          <w:szCs w:val="24"/>
-        </w:rPr>
-        <w:t xml:space="preserve">. In press at </w:t>
-      </w:r>
-      <w:r>
-        <w:rPr>
-          <w:rFonts w:ascii="Times New Roman" w:hAnsi="Times New Roman" w:cs="Times New Roman"/>
-          <w:bCs/>
-          <w:i/>
-          <w:iCs/>
-          <w:sz w:val="24"/>
-          <w:szCs w:val="24"/>
-        </w:rPr>
-        <w:t xml:space="preserve">Annual Reviews in Biomedical Data Science </w:t>
-      </w:r>
-      <w:r>
-        <w:rPr>
-          <w:rFonts w:ascii="Times New Roman" w:hAnsi="Times New Roman" w:cs="Times New Roman"/>
-          <w:bCs/>
-          <w:sz w:val="24"/>
-          <w:szCs w:val="24"/>
-        </w:rPr>
-        <w:t>2024</w:t>
-      </w:r>
-    </w:p>
-    <w:p>
-      <w:pPr>
-        <w:autoSpaceDE w:val="0"/>
-        <w:autoSpaceDN w:val="0"/>
-        <w:adjustRightInd w:val="0"/>
-        <w:spacing w:after="0" w:line="240" w:lineRule="auto"/>
-        <w:rPr>
-          <w:rFonts w:ascii="Times New Roman" w:hAnsi="Times New Roman" w:cs="Times New Roman"/>
-          <w:bCs/>
-          <w:sz w:val="24"/>
-          <w:szCs w:val="24"/>
-        </w:rPr>
-      </w:pPr>
-    </w:p>
-    <w:p>
-      <w:pPr>
-        <w:autoSpaceDE w:val="0"/>
-        <w:autoSpaceDN w:val="0"/>
-        <w:adjustRightInd w:val="0"/>
-        <w:spacing w:after="0" w:line="240" w:lineRule="auto"/>
-        <w:rPr>
-          <w:rFonts w:ascii="Times New Roman" w:hAnsi="Times New Roman" w:cs="Times New Roman"/>
-          <w:bCs/>
-          <w:sz w:val="24"/>
-          <w:szCs w:val="24"/>
-        </w:rPr>
-      </w:pPr>
-      <w:r>
-        <w:rPr>
-          <w:rFonts w:ascii="Times New Roman" w:hAnsi="Times New Roman" w:cs="Times New Roman"/>
-          <w:bCs/>
-          <w:sz w:val="24"/>
-          <w:szCs w:val="24"/>
-          <w:u w:val="single"/>
-        </w:rPr>
-        <w:t xml:space="preserve">S. </w:t>
-      </w:r>
-      <w:proofErr w:type="spellStart"/>
-      <w:r>
-        <w:rPr>
-          <w:rFonts w:ascii="Times New Roman" w:hAnsi="Times New Roman" w:cs="Times New Roman"/>
-          <w:bCs/>
-          <w:sz w:val="24"/>
-          <w:szCs w:val="24"/>
-          <w:u w:val="single"/>
-        </w:rPr>
-        <w:t>Sadhuka</w:t>
-      </w:r>
-      <w:proofErr w:type="spellEnd"/>
-      <w:r>
-        <w:rPr>
-          <w:rFonts w:ascii="Times New Roman" w:hAnsi="Times New Roman" w:cs="Times New Roman"/>
-          <w:bCs/>
-          <w:sz w:val="24"/>
-          <w:szCs w:val="24"/>
-        </w:rPr>
-        <w:t xml:space="preserve">, D. </w:t>
-      </w:r>
-      <w:proofErr w:type="spellStart"/>
-      <w:r>
-        <w:rPr>
-          <w:rFonts w:ascii="Times New Roman" w:hAnsi="Times New Roman" w:cs="Times New Roman"/>
-          <w:bCs/>
-          <w:sz w:val="24"/>
-          <w:szCs w:val="24"/>
-        </w:rPr>
-        <w:t>Fridman</w:t>
-      </w:r>
-      <w:proofErr w:type="spellEnd"/>
-      <w:r>
-        <w:rPr>
-          <w:rFonts w:ascii="Times New Roman" w:hAnsi="Times New Roman" w:cs="Times New Roman"/>
-          <w:bCs/>
-          <w:sz w:val="24"/>
-          <w:szCs w:val="24"/>
-        </w:rPr>
-        <w:t xml:space="preserve">, H. Cho, B. Berger. </w:t>
-      </w:r>
-      <w:r>
-        <w:rPr>
-          <w:rFonts w:ascii="Times New Roman" w:hAnsi="Times New Roman" w:cs="Times New Roman"/>
-          <w:bCs/>
-          <w:i/>
-          <w:iCs/>
-          <w:sz w:val="24"/>
-          <w:szCs w:val="24"/>
-        </w:rPr>
-        <w:t>Assessing transcriptomic reidentification risks using discriminative sequence models</w:t>
-      </w:r>
-      <w:r>
-        <w:rPr>
-          <w:rFonts w:ascii="Times New Roman" w:hAnsi="Times New Roman" w:cs="Times New Roman"/>
-          <w:bCs/>
-          <w:sz w:val="24"/>
-          <w:szCs w:val="24"/>
-        </w:rPr>
-        <w:t xml:space="preserve">. </w:t>
-      </w:r>
-      <w:r>
-        <w:rPr>
-          <w:rFonts w:ascii="Times New Roman" w:hAnsi="Times New Roman" w:cs="Times New Roman"/>
-          <w:bCs/>
-          <w:i/>
-          <w:iCs/>
-          <w:sz w:val="24"/>
-          <w:szCs w:val="24"/>
-        </w:rPr>
-        <w:t>Genome Research</w:t>
-      </w:r>
-      <w:r>
-        <w:rPr>
-          <w:rFonts w:ascii="Times New Roman" w:hAnsi="Times New Roman" w:cs="Times New Roman"/>
-          <w:bCs/>
-          <w:sz w:val="24"/>
-          <w:szCs w:val="24"/>
-        </w:rPr>
-        <w:t xml:space="preserve"> 2023</w:t>
-      </w:r>
-      <w:r>
-        <w:rPr>
-          <w:rFonts w:ascii="Times New Roman" w:hAnsi="Times New Roman" w:cs="Times New Roman"/>
-          <w:bCs/>
-          <w:sz w:val="24"/>
-          <w:szCs w:val="24"/>
-        </w:rPr>
-        <w:t xml:space="preserve"> </w:t>
-      </w:r>
-      <w:r>
-        <w:rPr>
-          <w:rFonts w:ascii="Times New Roman" w:hAnsi="Times New Roman" w:cs="Times New Roman"/>
-          <w:bCs/>
-          <w:sz w:val="24"/>
-          <w:szCs w:val="24"/>
-        </w:rPr>
-        <w:t>(also appeared in RECOMB 2023)</w:t>
-      </w:r>
-    </w:p>
-    <w:p>
-      <w:pPr>
-        <w:autoSpaceDE w:val="0"/>
-        <w:autoSpaceDN w:val="0"/>
-        <w:adjustRightInd w:val="0"/>
-        <w:spacing w:after="0" w:line="240" w:lineRule="auto"/>
-        <w:rPr>
-          <w:rFonts w:ascii="Times New Roman" w:hAnsi="Times New Roman" w:cs="Times New Roman"/>
-          <w:bCs/>
-          <w:sz w:val="24"/>
-          <w:szCs w:val="24"/>
-        </w:rPr>
-      </w:pPr>
-    </w:p>
-    <w:p>
-      <w:pPr>
-        <w:autoSpaceDE w:val="0"/>
-        <w:autoSpaceDN w:val="0"/>
-        <w:adjustRightInd w:val="0"/>
-        <w:spacing w:after="0" w:line="240" w:lineRule="auto"/>
-        <w:rPr>
-          <w:rFonts w:ascii="Times New Roman" w:hAnsi="Times New Roman" w:cs="Times New Roman"/>
-          <w:bCs/>
-          <w:sz w:val="24"/>
-          <w:szCs w:val="24"/>
-        </w:rPr>
-      </w:pPr>
+          <w:sz w:val="24"/>
+          <w:szCs w:val="24"/>
+        </w:rPr>
+        <w:t xml:space="preserve">(also </w:t>
+      </w:r>
+      <w:r>
+        <w:rPr>
+          <w:rFonts w:ascii="Times New Roman" w:hAnsi="Times New Roman" w:cs="Times New Roman"/>
+          <w:bCs/>
+          <w:sz w:val="24"/>
+          <w:szCs w:val="24"/>
+        </w:rPr>
+        <w:t>oral presentation</w:t>
+      </w:r>
+      <w:r>
+        <w:rPr>
+          <w:rFonts w:ascii="Times New Roman" w:hAnsi="Times New Roman" w:cs="Times New Roman"/>
+          <w:bCs/>
+          <w:sz w:val="24"/>
+          <w:szCs w:val="24"/>
+        </w:rPr>
+        <w:t xml:space="preserve"> in RECOMB 2023)</w:t>
+      </w:r>
+    </w:p>
+    <w:p>
+      <w:pPr>
+        <w:autoSpaceDE w:val="0"/>
+        <w:autoSpaceDN w:val="0"/>
+        <w:adjustRightInd w:val="0"/>
+        <w:spacing w:after="0" w:line="240" w:lineRule="auto"/>
+        <w:rPr>
+          <w:rFonts w:ascii="Times New Roman" w:hAnsi="Times New Roman" w:cs="Times New Roman"/>
+          <w:bCs/>
+          <w:sz w:val="24"/>
+          <w:szCs w:val="24"/>
+        </w:rPr>
+      </w:pPr>
+    </w:p>
+    <w:p>
+      <w:pPr>
+        <w:autoSpaceDE w:val="0"/>
+        <w:autoSpaceDN w:val="0"/>
+        <w:adjustRightInd w:val="0"/>
+        <w:spacing w:after="0" w:line="240" w:lineRule="auto"/>
+        <w:rPr>
+          <w:rFonts w:ascii="Times New Roman" w:hAnsi="Times New Roman" w:cs="Times New Roman"/>
+          <w:bCs/>
+          <w:sz w:val="24"/>
+          <w:szCs w:val="24"/>
+        </w:rPr>
+      </w:pPr>
+      <w:r>
+        <w:rPr>
+          <w:rFonts w:ascii="Times New Roman" w:hAnsi="Times New Roman" w:cs="Times New Roman"/>
+          <w:bCs/>
+          <w:sz w:val="24"/>
+          <w:szCs w:val="24"/>
+        </w:rPr>
+        <w:t xml:space="preserve">[p] </w:t>
+      </w:r>
       <w:r>
         <w:rPr>
           <w:rFonts w:ascii="Times New Roman" w:hAnsi="Times New Roman" w:cs="Times New Roman"/>
@@ -1747,6 +1812,16 @@
           <w:sz w:val="24"/>
           <w:szCs w:val="24"/>
         </w:rPr>
+        <w:lastRenderedPageBreak/>
+        <w:t xml:space="preserve">[p] </w:t>
+      </w:r>
+      <w:r>
+        <w:rPr>
+          <w:rFonts w:ascii="Times New Roman" w:hAnsi="Times New Roman" w:cs="Times New Roman"/>
+          <w:bCs/>
+          <w:sz w:val="24"/>
+          <w:szCs w:val="24"/>
+        </w:rPr>
         <w:t xml:space="preserve">Q. Wang, D. Kelley, J. </w:t>
       </w:r>
       <w:proofErr w:type="spellStart"/>
@@ -2424,39 +2499,6 @@
         <w:spacing w:after="0" w:line="240" w:lineRule="auto"/>
         <w:rPr>
           <w:rFonts w:ascii="Times New Roman" w:hAnsi="Times New Roman" w:cs="Times New Roman"/>
-          <w:sz w:val="24"/>
-          <w:szCs w:val="24"/>
-        </w:rPr>
-      </w:pPr>
-      <w:r>
-        <w:rPr>
-          <w:rFonts w:ascii="Times New Roman" w:hAnsi="Times New Roman" w:cs="Times New Roman"/>
-          <w:sz w:val="24"/>
-          <w:szCs w:val="24"/>
-        </w:rPr>
-        <w:t>ASHG Reviewers’ Choice Award</w:t>
-      </w:r>
-      <w:r>
-        <w:rPr>
-          <w:rFonts w:ascii="Times New Roman" w:hAnsi="Times New Roman" w:cs="Times New Roman"/>
-          <w:sz w:val="24"/>
-          <w:szCs w:val="24"/>
-        </w:rPr>
-        <w:tab/>
-        <w:t>2021</w:t>
-      </w:r>
-    </w:p>
-    <w:p>
-      <w:pPr>
-        <w:tabs>
-          <w:tab w:val="right" w:pos="9360"/>
-        </w:tabs>
-        <w:autoSpaceDE w:val="0"/>
-        <w:autoSpaceDN w:val="0"/>
-        <w:adjustRightInd w:val="0"/>
-        <w:spacing w:after="0" w:line="240" w:lineRule="auto"/>
-        <w:rPr>
-          <w:rFonts w:ascii="Times New Roman" w:hAnsi="Times New Roman" w:cs="Times New Roman"/>
           <w:iCs/>
           <w:sz w:val="24"/>
           <w:szCs w:val="24"/>
@@ -3524,6 +3566,7 @@
           <w:sz w:val="24"/>
           <w:szCs w:val="24"/>
         </w:rPr>
+        <w:lastRenderedPageBreak/>
         <w:t>Co-captain, Harvard College Bhangra</w:t>
       </w:r>
       <w:r>
